--- a/resources/a-level-economics-unemployment-coastal-town/A-Level-Economics-Unemployment-Coastal-Town-Teacher.docx
+++ b/resources/a-level-economics-unemployment-coastal-town/A-Level-Economics-Unemployment-Coastal-Town-Teacher.docx
@@ -61,13 +61,13 @@
         <w:tc>
           <w:tcPr>
             <w:tcW w:type="dxa" w:w="3858"/>
-            <w:shd w:fill="142D40"/>
             <w:tcBorders>
               <w:top w:val="single" w:sz="4" w:color="D9D9D9"/>
               <w:bottom w:val="single" w:sz="4" w:color="D9D9D9"/>
               <w:left w:val="single" w:sz="4" w:color="D9D9D9"/>
               <w:right w:val="single" w:sz="4" w:color="D9D9D9"/>
             </w:tcBorders>
+            <w:shd w:fill="142D40"/>
             <w:tcMar>
               <w:top w:w="85" w:type="dxa"/>
               <w:bottom w:w="85" w:type="dxa"/>
@@ -92,13 +92,13 @@
         <w:tc>
           <w:tcPr>
             <w:tcW w:type="dxa" w:w="1218"/>
-            <w:shd w:fill="142D40"/>
             <w:tcBorders>
               <w:top w:val="single" w:sz="4" w:color="D9D9D9"/>
               <w:bottom w:val="single" w:sz="4" w:color="D9D9D9"/>
               <w:left w:val="single" w:sz="4" w:color="D9D9D9"/>
               <w:right w:val="single" w:sz="4" w:color="D9D9D9"/>
             </w:tcBorders>
+            <w:shd w:fill="142D40"/>
             <w:tcMar>
               <w:top w:w="85" w:type="dxa"/>
               <w:bottom w:w="85" w:type="dxa"/>
@@ -123,13 +123,13 @@
         <w:tc>
           <w:tcPr>
             <w:tcW w:type="dxa" w:w="5076"/>
-            <w:shd w:fill="142D40"/>
             <w:tcBorders>
               <w:top w:val="single" w:sz="4" w:color="D9D9D9"/>
               <w:bottom w:val="single" w:sz="4" w:color="D9D9D9"/>
               <w:left w:val="single" w:sz="4" w:color="D9D9D9"/>
               <w:right w:val="single" w:sz="4" w:color="D9D9D9"/>
             </w:tcBorders>
+            <w:shd w:fill="142D40"/>
             <w:tcMar>
               <w:top w:w="85" w:type="dxa"/>
               <w:bottom w:w="85" w:type="dxa"/>
@@ -156,13 +156,13 @@
         <w:tc>
           <w:tcPr>
             <w:tcW w:type="dxa" w:w="3858"/>
-            <w:shd w:fill="FFFFFF"/>
             <w:tcBorders>
               <w:top w:val="single" w:sz="4" w:color="D9D9D9"/>
               <w:bottom w:val="single" w:sz="4" w:color="D9D9D9"/>
               <w:left w:val="single" w:sz="4" w:color="D9D9D9"/>
               <w:right w:val="single" w:sz="4" w:color="D9D9D9"/>
             </w:tcBorders>
+            <w:shd w:fill="FFFFFF"/>
             <w:tcMar>
               <w:top w:w="85" w:type="dxa"/>
               <w:bottom w:w="85" w:type="dxa"/>
@@ -187,13 +187,13 @@
         <w:tc>
           <w:tcPr>
             <w:tcW w:type="dxa" w:w="1218"/>
-            <w:shd w:fill="FFFFFF"/>
             <w:tcBorders>
               <w:top w:val="single" w:sz="4" w:color="D9D9D9"/>
               <w:bottom w:val="single" w:sz="4" w:color="D9D9D9"/>
               <w:left w:val="single" w:sz="4" w:color="D9D9D9"/>
               <w:right w:val="single" w:sz="4" w:color="D9D9D9"/>
             </w:tcBorders>
+            <w:shd w:fill="FFFFFF"/>
             <w:tcMar>
               <w:top w:w="85" w:type="dxa"/>
               <w:bottom w:w="85" w:type="dxa"/>
@@ -218,13 +218,13 @@
         <w:tc>
           <w:tcPr>
             <w:tcW w:type="dxa" w:w="5076"/>
-            <w:shd w:fill="FFFFFF"/>
             <w:tcBorders>
               <w:top w:val="single" w:sz="4" w:color="D9D9D9"/>
               <w:bottom w:val="single" w:sz="4" w:color="D9D9D9"/>
               <w:left w:val="single" w:sz="4" w:color="D9D9D9"/>
               <w:right w:val="single" w:sz="4" w:color="D9D9D9"/>
             </w:tcBorders>
+            <w:shd w:fill="FFFFFF"/>
             <w:tcMar>
               <w:top w:w="85" w:type="dxa"/>
               <w:bottom w:w="85" w:type="dxa"/>
@@ -251,13 +251,13 @@
         <w:tc>
           <w:tcPr>
             <w:tcW w:type="dxa" w:w="3858"/>
-            <w:shd w:fill="F1F5F7"/>
             <w:tcBorders>
               <w:top w:val="single" w:sz="4" w:color="D9D9D9"/>
               <w:bottom w:val="single" w:sz="4" w:color="D9D9D9"/>
               <w:left w:val="single" w:sz="4" w:color="D9D9D9"/>
               <w:right w:val="single" w:sz="4" w:color="D9D9D9"/>
             </w:tcBorders>
+            <w:shd w:fill="F1F5F7"/>
             <w:tcMar>
               <w:top w:w="85" w:type="dxa"/>
               <w:bottom w:w="85" w:type="dxa"/>
@@ -282,13 +282,13 @@
         <w:tc>
           <w:tcPr>
             <w:tcW w:type="dxa" w:w="1218"/>
-            <w:shd w:fill="F1F5F7"/>
             <w:tcBorders>
               <w:top w:val="single" w:sz="4" w:color="D9D9D9"/>
               <w:bottom w:val="single" w:sz="4" w:color="D9D9D9"/>
               <w:left w:val="single" w:sz="4" w:color="D9D9D9"/>
               <w:right w:val="single" w:sz="4" w:color="D9D9D9"/>
             </w:tcBorders>
+            <w:shd w:fill="F1F5F7"/>
             <w:tcMar>
               <w:top w:w="85" w:type="dxa"/>
               <w:bottom w:w="85" w:type="dxa"/>
@@ -313,13 +313,13 @@
         <w:tc>
           <w:tcPr>
             <w:tcW w:type="dxa" w:w="5076"/>
-            <w:shd w:fill="F1F5F7"/>
             <w:tcBorders>
               <w:top w:val="single" w:sz="4" w:color="D9D9D9"/>
               <w:bottom w:val="single" w:sz="4" w:color="D9D9D9"/>
               <w:left w:val="single" w:sz="4" w:color="D9D9D9"/>
               <w:right w:val="single" w:sz="4" w:color="D9D9D9"/>
             </w:tcBorders>
+            <w:shd w:fill="F1F5F7"/>
             <w:tcMar>
               <w:top w:w="85" w:type="dxa"/>
               <w:bottom w:w="85" w:type="dxa"/>
@@ -346,13 +346,13 @@
         <w:tc>
           <w:tcPr>
             <w:tcW w:type="dxa" w:w="3858"/>
-            <w:shd w:fill="FFFFFF"/>
             <w:tcBorders>
               <w:top w:val="single" w:sz="4" w:color="D9D9D9"/>
               <w:bottom w:val="single" w:sz="4" w:color="D9D9D9"/>
               <w:left w:val="single" w:sz="4" w:color="D9D9D9"/>
               <w:right w:val="single" w:sz="4" w:color="D9D9D9"/>
             </w:tcBorders>
+            <w:shd w:fill="FFFFFF"/>
             <w:tcMar>
               <w:top w:w="85" w:type="dxa"/>
               <w:bottom w:w="85" w:type="dxa"/>
@@ -377,13 +377,13 @@
         <w:tc>
           <w:tcPr>
             <w:tcW w:type="dxa" w:w="1218"/>
-            <w:shd w:fill="FFFFFF"/>
             <w:tcBorders>
               <w:top w:val="single" w:sz="4" w:color="D9D9D9"/>
               <w:bottom w:val="single" w:sz="4" w:color="D9D9D9"/>
               <w:left w:val="single" w:sz="4" w:color="D9D9D9"/>
               <w:right w:val="single" w:sz="4" w:color="D9D9D9"/>
             </w:tcBorders>
+            <w:shd w:fill="FFFFFF"/>
             <w:tcMar>
               <w:top w:w="85" w:type="dxa"/>
               <w:bottom w:w="85" w:type="dxa"/>
@@ -408,13 +408,13 @@
         <w:tc>
           <w:tcPr>
             <w:tcW w:type="dxa" w:w="5076"/>
-            <w:shd w:fill="FFFFFF"/>
             <w:tcBorders>
               <w:top w:val="single" w:sz="4" w:color="D9D9D9"/>
               <w:bottom w:val="single" w:sz="4" w:color="D9D9D9"/>
               <w:left w:val="single" w:sz="4" w:color="D9D9D9"/>
               <w:right w:val="single" w:sz="4" w:color="D9D9D9"/>
             </w:tcBorders>
+            <w:shd w:fill="FFFFFF"/>
             <w:tcMar>
               <w:top w:w="85" w:type="dxa"/>
               <w:bottom w:w="85" w:type="dxa"/>
@@ -441,13 +441,13 @@
         <w:tc>
           <w:tcPr>
             <w:tcW w:type="dxa" w:w="3858"/>
-            <w:shd w:fill="F1F5F7"/>
             <w:tcBorders>
               <w:top w:val="single" w:sz="4" w:color="D9D9D9"/>
               <w:bottom w:val="single" w:sz="4" w:color="D9D9D9"/>
               <w:left w:val="single" w:sz="4" w:color="D9D9D9"/>
               <w:right w:val="single" w:sz="4" w:color="D9D9D9"/>
             </w:tcBorders>
+            <w:shd w:fill="F1F5F7"/>
             <w:tcMar>
               <w:top w:w="85" w:type="dxa"/>
               <w:bottom w:w="85" w:type="dxa"/>
@@ -472,13 +472,13 @@
         <w:tc>
           <w:tcPr>
             <w:tcW w:type="dxa" w:w="1218"/>
-            <w:shd w:fill="F1F5F7"/>
             <w:tcBorders>
               <w:top w:val="single" w:sz="4" w:color="D9D9D9"/>
               <w:bottom w:val="single" w:sz="4" w:color="D9D9D9"/>
               <w:left w:val="single" w:sz="4" w:color="D9D9D9"/>
               <w:right w:val="single" w:sz="4" w:color="D9D9D9"/>
             </w:tcBorders>
+            <w:shd w:fill="F1F5F7"/>
             <w:tcMar>
               <w:top w:w="85" w:type="dxa"/>
               <w:bottom w:w="85" w:type="dxa"/>
@@ -503,13 +503,13 @@
         <w:tc>
           <w:tcPr>
             <w:tcW w:type="dxa" w:w="5076"/>
-            <w:shd w:fill="F1F5F7"/>
             <w:tcBorders>
               <w:top w:val="single" w:sz="4" w:color="D9D9D9"/>
               <w:bottom w:val="single" w:sz="4" w:color="D9D9D9"/>
               <w:left w:val="single" w:sz="4" w:color="D9D9D9"/>
               <w:right w:val="single" w:sz="4" w:color="D9D9D9"/>
             </w:tcBorders>
+            <w:shd w:fill="F1F5F7"/>
             <w:tcMar>
               <w:top w:w="85" w:type="dxa"/>
               <w:bottom w:w="85" w:type="dxa"/>
@@ -536,13 +536,13 @@
         <w:tc>
           <w:tcPr>
             <w:tcW w:type="dxa" w:w="3858"/>
-            <w:shd w:fill="FFFFFF"/>
             <w:tcBorders>
               <w:top w:val="single" w:sz="4" w:color="D9D9D9"/>
               <w:bottom w:val="single" w:sz="4" w:color="D9D9D9"/>
               <w:left w:val="single" w:sz="4" w:color="D9D9D9"/>
               <w:right w:val="single" w:sz="4" w:color="D9D9D9"/>
             </w:tcBorders>
+            <w:shd w:fill="FFFFFF"/>
             <w:tcMar>
               <w:top w:w="85" w:type="dxa"/>
               <w:bottom w:w="85" w:type="dxa"/>
@@ -567,13 +567,13 @@
         <w:tc>
           <w:tcPr>
             <w:tcW w:type="dxa" w:w="1218"/>
-            <w:shd w:fill="FFFFFF"/>
             <w:tcBorders>
               <w:top w:val="single" w:sz="4" w:color="D9D9D9"/>
               <w:bottom w:val="single" w:sz="4" w:color="D9D9D9"/>
               <w:left w:val="single" w:sz="4" w:color="D9D9D9"/>
               <w:right w:val="single" w:sz="4" w:color="D9D9D9"/>
             </w:tcBorders>
+            <w:shd w:fill="FFFFFF"/>
             <w:tcMar>
               <w:top w:w="85" w:type="dxa"/>
               <w:bottom w:w="85" w:type="dxa"/>
@@ -598,13 +598,13 @@
         <w:tc>
           <w:tcPr>
             <w:tcW w:type="dxa" w:w="5076"/>
-            <w:shd w:fill="FFFFFF"/>
             <w:tcBorders>
               <w:top w:val="single" w:sz="4" w:color="D9D9D9"/>
               <w:bottom w:val="single" w:sz="4" w:color="D9D9D9"/>
               <w:left w:val="single" w:sz="4" w:color="D9D9D9"/>
               <w:right w:val="single" w:sz="4" w:color="D9D9D9"/>
             </w:tcBorders>
+            <w:shd w:fill="FFFFFF"/>
             <w:tcMar>
               <w:top w:w="85" w:type="dxa"/>
               <w:bottom w:w="85" w:type="dxa"/>
@@ -631,13 +631,13 @@
         <w:tc>
           <w:tcPr>
             <w:tcW w:type="dxa" w:w="3858"/>
-            <w:shd w:fill="F1F5F7"/>
             <w:tcBorders>
               <w:top w:val="single" w:sz="4" w:color="D9D9D9"/>
               <w:bottom w:val="single" w:sz="4" w:color="D9D9D9"/>
               <w:left w:val="single" w:sz="4" w:color="D9D9D9"/>
               <w:right w:val="single" w:sz="4" w:color="D9D9D9"/>
             </w:tcBorders>
+            <w:shd w:fill="F1F5F7"/>
             <w:tcMar>
               <w:top w:w="85" w:type="dxa"/>
               <w:bottom w:w="85" w:type="dxa"/>
@@ -662,13 +662,13 @@
         <w:tc>
           <w:tcPr>
             <w:tcW w:type="dxa" w:w="1218"/>
-            <w:shd w:fill="F1F5F7"/>
             <w:tcBorders>
               <w:top w:val="single" w:sz="4" w:color="D9D9D9"/>
               <w:bottom w:val="single" w:sz="4" w:color="D9D9D9"/>
               <w:left w:val="single" w:sz="4" w:color="D9D9D9"/>
               <w:right w:val="single" w:sz="4" w:color="D9D9D9"/>
             </w:tcBorders>
+            <w:shd w:fill="F1F5F7"/>
             <w:tcMar>
               <w:top w:w="85" w:type="dxa"/>
               <w:bottom w:w="85" w:type="dxa"/>
@@ -693,13 +693,13 @@
         <w:tc>
           <w:tcPr>
             <w:tcW w:type="dxa" w:w="5076"/>
-            <w:shd w:fill="F1F5F7"/>
             <w:tcBorders>
               <w:top w:val="single" w:sz="4" w:color="D9D9D9"/>
               <w:bottom w:val="single" w:sz="4" w:color="D9D9D9"/>
               <w:left w:val="single" w:sz="4" w:color="D9D9D9"/>
               <w:right w:val="single" w:sz="4" w:color="D9D9D9"/>
             </w:tcBorders>
+            <w:shd w:fill="F1F5F7"/>
             <w:tcMar>
               <w:top w:w="85" w:type="dxa"/>
               <w:bottom w:w="85" w:type="dxa"/>
@@ -726,13 +726,13 @@
         <w:tc>
           <w:tcPr>
             <w:tcW w:type="dxa" w:w="3858"/>
-            <w:shd w:fill="FFFFFF"/>
             <w:tcBorders>
               <w:top w:val="single" w:sz="4" w:color="D9D9D9"/>
               <w:bottom w:val="single" w:sz="4" w:color="D9D9D9"/>
               <w:left w:val="single" w:sz="4" w:color="D9D9D9"/>
               <w:right w:val="single" w:sz="4" w:color="D9D9D9"/>
             </w:tcBorders>
+            <w:shd w:fill="FFFFFF"/>
             <w:tcMar>
               <w:top w:w="85" w:type="dxa"/>
               <w:bottom w:w="85" w:type="dxa"/>
@@ -757,13 +757,13 @@
         <w:tc>
           <w:tcPr>
             <w:tcW w:type="dxa" w:w="1218"/>
-            <w:shd w:fill="FFFFFF"/>
             <w:tcBorders>
               <w:top w:val="single" w:sz="4" w:color="D9D9D9"/>
               <w:bottom w:val="single" w:sz="4" w:color="D9D9D9"/>
               <w:left w:val="single" w:sz="4" w:color="D9D9D9"/>
               <w:right w:val="single" w:sz="4" w:color="D9D9D9"/>
             </w:tcBorders>
+            <w:shd w:fill="FFFFFF"/>
             <w:tcMar>
               <w:top w:w="85" w:type="dxa"/>
               <w:bottom w:w="85" w:type="dxa"/>
@@ -788,13 +788,13 @@
         <w:tc>
           <w:tcPr>
             <w:tcW w:type="dxa" w:w="5076"/>
-            <w:shd w:fill="FFFFFF"/>
             <w:tcBorders>
               <w:top w:val="single" w:sz="4" w:color="D9D9D9"/>
               <w:bottom w:val="single" w:sz="4" w:color="D9D9D9"/>
               <w:left w:val="single" w:sz="4" w:color="D9D9D9"/>
               <w:right w:val="single" w:sz="4" w:color="D9D9D9"/>
             </w:tcBorders>
+            <w:shd w:fill="FFFFFF"/>
             <w:tcMar>
               <w:top w:w="85" w:type="dxa"/>
               <w:bottom w:w="85" w:type="dxa"/>
@@ -821,13 +821,13 @@
         <w:tc>
           <w:tcPr>
             <w:tcW w:type="dxa" w:w="3858"/>
-            <w:shd w:fill="F1F5F7"/>
             <w:tcBorders>
               <w:top w:val="single" w:sz="4" w:color="D9D9D9"/>
               <w:bottom w:val="single" w:sz="4" w:color="D9D9D9"/>
               <w:left w:val="single" w:sz="4" w:color="D9D9D9"/>
               <w:right w:val="single" w:sz="4" w:color="D9D9D9"/>
             </w:tcBorders>
+            <w:shd w:fill="F1F5F7"/>
             <w:tcMar>
               <w:top w:w="85" w:type="dxa"/>
               <w:bottom w:w="85" w:type="dxa"/>
@@ -852,13 +852,13 @@
         <w:tc>
           <w:tcPr>
             <w:tcW w:type="dxa" w:w="1218"/>
-            <w:shd w:fill="F1F5F7"/>
             <w:tcBorders>
               <w:top w:val="single" w:sz="4" w:color="D9D9D9"/>
               <w:bottom w:val="single" w:sz="4" w:color="D9D9D9"/>
               <w:left w:val="single" w:sz="4" w:color="D9D9D9"/>
               <w:right w:val="single" w:sz="4" w:color="D9D9D9"/>
             </w:tcBorders>
+            <w:shd w:fill="F1F5F7"/>
             <w:tcMar>
               <w:top w:w="85" w:type="dxa"/>
               <w:bottom w:w="85" w:type="dxa"/>
@@ -883,13 +883,13 @@
         <w:tc>
           <w:tcPr>
             <w:tcW w:type="dxa" w:w="5076"/>
-            <w:shd w:fill="F1F5F7"/>
             <w:tcBorders>
               <w:top w:val="single" w:sz="4" w:color="D9D9D9"/>
               <w:bottom w:val="single" w:sz="4" w:color="D9D9D9"/>
               <w:left w:val="single" w:sz="4" w:color="D9D9D9"/>
               <w:right w:val="single" w:sz="4" w:color="D9D9D9"/>
             </w:tcBorders>
+            <w:shd w:fill="F1F5F7"/>
             <w:tcMar>
               <w:top w:w="85" w:type="dxa"/>
               <w:bottom w:w="85" w:type="dxa"/>
@@ -961,13 +961,13 @@
         <w:tc>
           <w:tcPr>
             <w:tcW w:type="dxa" w:w="2640"/>
-            <w:shd w:fill="142D40"/>
             <w:tcBorders>
               <w:top w:val="single" w:sz="4" w:color="D9D9D9"/>
               <w:bottom w:val="single" w:sz="4" w:color="D9D9D9"/>
               <w:left w:val="single" w:sz="4" w:color="D9D9D9"/>
               <w:right w:val="single" w:sz="4" w:color="D9D9D9"/>
             </w:tcBorders>
+            <w:shd w:fill="142D40"/>
             <w:tcMar>
               <w:top w:w="85" w:type="dxa"/>
               <w:bottom w:w="85" w:type="dxa"/>
@@ -992,13 +992,13 @@
         <w:tc>
           <w:tcPr>
             <w:tcW w:type="dxa" w:w="1421"/>
-            <w:shd w:fill="142D40"/>
             <w:tcBorders>
               <w:top w:val="single" w:sz="4" w:color="D9D9D9"/>
               <w:bottom w:val="single" w:sz="4" w:color="D9D9D9"/>
               <w:left w:val="single" w:sz="4" w:color="D9D9D9"/>
               <w:right w:val="single" w:sz="4" w:color="D9D9D9"/>
             </w:tcBorders>
+            <w:shd w:fill="142D40"/>
             <w:tcMar>
               <w:top w:w="85" w:type="dxa"/>
               <w:bottom w:w="85" w:type="dxa"/>
@@ -1023,13 +1023,13 @@
         <w:tc>
           <w:tcPr>
             <w:tcW w:type="dxa" w:w="1421"/>
-            <w:shd w:fill="142D40"/>
             <w:tcBorders>
               <w:top w:val="single" w:sz="4" w:color="D9D9D9"/>
               <w:bottom w:val="single" w:sz="4" w:color="D9D9D9"/>
               <w:left w:val="single" w:sz="4" w:color="D9D9D9"/>
               <w:right w:val="single" w:sz="4" w:color="D9D9D9"/>
             </w:tcBorders>
+            <w:shd w:fill="142D40"/>
             <w:tcMar>
               <w:top w:w="85" w:type="dxa"/>
               <w:bottom w:w="85" w:type="dxa"/>
@@ -1054,13 +1054,13 @@
         <w:tc>
           <w:tcPr>
             <w:tcW w:type="dxa" w:w="4670"/>
-            <w:shd w:fill="142D40"/>
             <w:tcBorders>
               <w:top w:val="single" w:sz="4" w:color="D9D9D9"/>
               <w:bottom w:val="single" w:sz="4" w:color="D9D9D9"/>
               <w:left w:val="single" w:sz="4" w:color="D9D9D9"/>
               <w:right w:val="single" w:sz="4" w:color="D9D9D9"/>
             </w:tcBorders>
+            <w:shd w:fill="142D40"/>
             <w:tcMar>
               <w:top w:w="85" w:type="dxa"/>
               <w:bottom w:w="85" w:type="dxa"/>
@@ -1087,13 +1087,13 @@
         <w:tc>
           <w:tcPr>
             <w:tcW w:type="dxa" w:w="2640"/>
-            <w:shd w:fill="FFFFFF"/>
             <w:tcBorders>
               <w:top w:val="single" w:sz="4" w:color="D9D9D9"/>
               <w:bottom w:val="single" w:sz="4" w:color="D9D9D9"/>
               <w:left w:val="single" w:sz="4" w:color="D9D9D9"/>
               <w:right w:val="single" w:sz="4" w:color="D9D9D9"/>
             </w:tcBorders>
+            <w:shd w:fill="FFFFFF"/>
             <w:tcMar>
               <w:top w:w="85" w:type="dxa"/>
               <w:bottom w:w="85" w:type="dxa"/>
@@ -1118,13 +1118,13 @@
         <w:tc>
           <w:tcPr>
             <w:tcW w:type="dxa" w:w="1421"/>
-            <w:shd w:fill="FFFFFF"/>
             <w:tcBorders>
               <w:top w:val="single" w:sz="4" w:color="D9D9D9"/>
               <w:bottom w:val="single" w:sz="4" w:color="D9D9D9"/>
               <w:left w:val="single" w:sz="4" w:color="D9D9D9"/>
               <w:right w:val="single" w:sz="4" w:color="D9D9D9"/>
             </w:tcBorders>
+            <w:shd w:fill="FFFFFF"/>
             <w:tcMar>
               <w:top w:w="85" w:type="dxa"/>
               <w:bottom w:w="85" w:type="dxa"/>
@@ -1149,13 +1149,13 @@
         <w:tc>
           <w:tcPr>
             <w:tcW w:type="dxa" w:w="1421"/>
-            <w:shd w:fill="FFFFFF"/>
             <w:tcBorders>
               <w:top w:val="single" w:sz="4" w:color="D9D9D9"/>
               <w:bottom w:val="single" w:sz="4" w:color="D9D9D9"/>
               <w:left w:val="single" w:sz="4" w:color="D9D9D9"/>
               <w:right w:val="single" w:sz="4" w:color="D9D9D9"/>
             </w:tcBorders>
+            <w:shd w:fill="FFFFFF"/>
             <w:tcMar>
               <w:top w:w="85" w:type="dxa"/>
               <w:bottom w:w="85" w:type="dxa"/>
@@ -1180,13 +1180,13 @@
         <w:tc>
           <w:tcPr>
             <w:tcW w:type="dxa" w:w="4670"/>
-            <w:shd w:fill="FFFFFF"/>
             <w:tcBorders>
               <w:top w:val="single" w:sz="4" w:color="D9D9D9"/>
               <w:bottom w:val="single" w:sz="4" w:color="D9D9D9"/>
               <w:left w:val="single" w:sz="4" w:color="D9D9D9"/>
               <w:right w:val="single" w:sz="4" w:color="D9D9D9"/>
             </w:tcBorders>
+            <w:shd w:fill="FFFFFF"/>
             <w:tcMar>
               <w:top w:w="85" w:type="dxa"/>
               <w:bottom w:w="85" w:type="dxa"/>
@@ -1213,13 +1213,13 @@
         <w:tc>
           <w:tcPr>
             <w:tcW w:type="dxa" w:w="2640"/>
-            <w:shd w:fill="F1F5F7"/>
             <w:tcBorders>
               <w:top w:val="single" w:sz="4" w:color="D9D9D9"/>
               <w:bottom w:val="single" w:sz="4" w:color="D9D9D9"/>
               <w:left w:val="single" w:sz="4" w:color="D9D9D9"/>
               <w:right w:val="single" w:sz="4" w:color="D9D9D9"/>
             </w:tcBorders>
+            <w:shd w:fill="F1F5F7"/>
             <w:tcMar>
               <w:top w:w="85" w:type="dxa"/>
               <w:bottom w:w="85" w:type="dxa"/>
@@ -1244,13 +1244,13 @@
         <w:tc>
           <w:tcPr>
             <w:tcW w:type="dxa" w:w="1421"/>
-            <w:shd w:fill="F1F5F7"/>
             <w:tcBorders>
               <w:top w:val="single" w:sz="4" w:color="D9D9D9"/>
               <w:bottom w:val="single" w:sz="4" w:color="D9D9D9"/>
               <w:left w:val="single" w:sz="4" w:color="D9D9D9"/>
               <w:right w:val="single" w:sz="4" w:color="D9D9D9"/>
             </w:tcBorders>
+            <w:shd w:fill="F1F5F7"/>
             <w:tcMar>
               <w:top w:w="85" w:type="dxa"/>
               <w:bottom w:w="85" w:type="dxa"/>
@@ -1275,13 +1275,13 @@
         <w:tc>
           <w:tcPr>
             <w:tcW w:type="dxa" w:w="1421"/>
-            <w:shd w:fill="F1F5F7"/>
             <w:tcBorders>
               <w:top w:val="single" w:sz="4" w:color="D9D9D9"/>
               <w:bottom w:val="single" w:sz="4" w:color="D9D9D9"/>
               <w:left w:val="single" w:sz="4" w:color="D9D9D9"/>
               <w:right w:val="single" w:sz="4" w:color="D9D9D9"/>
             </w:tcBorders>
+            <w:shd w:fill="F1F5F7"/>
             <w:tcMar>
               <w:top w:w="85" w:type="dxa"/>
               <w:bottom w:w="85" w:type="dxa"/>
@@ -1306,13 +1306,13 @@
         <w:tc>
           <w:tcPr>
             <w:tcW w:type="dxa" w:w="4670"/>
-            <w:shd w:fill="F1F5F7"/>
             <w:tcBorders>
               <w:top w:val="single" w:sz="4" w:color="D9D9D9"/>
               <w:bottom w:val="single" w:sz="4" w:color="D9D9D9"/>
               <w:left w:val="single" w:sz="4" w:color="D9D9D9"/>
               <w:right w:val="single" w:sz="4" w:color="D9D9D9"/>
             </w:tcBorders>
+            <w:shd w:fill="F1F5F7"/>
             <w:tcMar>
               <w:top w:w="85" w:type="dxa"/>
               <w:bottom w:w="85" w:type="dxa"/>
@@ -1339,13 +1339,13 @@
         <w:tc>
           <w:tcPr>
             <w:tcW w:type="dxa" w:w="2640"/>
-            <w:shd w:fill="FFFFFF"/>
             <w:tcBorders>
               <w:top w:val="single" w:sz="4" w:color="D9D9D9"/>
               <w:bottom w:val="single" w:sz="4" w:color="D9D9D9"/>
               <w:left w:val="single" w:sz="4" w:color="D9D9D9"/>
               <w:right w:val="single" w:sz="4" w:color="D9D9D9"/>
             </w:tcBorders>
+            <w:shd w:fill="FFFFFF"/>
             <w:tcMar>
               <w:top w:w="85" w:type="dxa"/>
               <w:bottom w:w="85" w:type="dxa"/>
@@ -1370,13 +1370,13 @@
         <w:tc>
           <w:tcPr>
             <w:tcW w:type="dxa" w:w="1421"/>
-            <w:shd w:fill="FFFFFF"/>
             <w:tcBorders>
               <w:top w:val="single" w:sz="4" w:color="D9D9D9"/>
               <w:bottom w:val="single" w:sz="4" w:color="D9D9D9"/>
               <w:left w:val="single" w:sz="4" w:color="D9D9D9"/>
               <w:right w:val="single" w:sz="4" w:color="D9D9D9"/>
             </w:tcBorders>
+            <w:shd w:fill="FFFFFF"/>
             <w:tcMar>
               <w:top w:w="85" w:type="dxa"/>
               <w:bottom w:w="85" w:type="dxa"/>
@@ -1401,13 +1401,13 @@
         <w:tc>
           <w:tcPr>
             <w:tcW w:type="dxa" w:w="1421"/>
-            <w:shd w:fill="FFFFFF"/>
             <w:tcBorders>
               <w:top w:val="single" w:sz="4" w:color="D9D9D9"/>
               <w:bottom w:val="single" w:sz="4" w:color="D9D9D9"/>
               <w:left w:val="single" w:sz="4" w:color="D9D9D9"/>
               <w:right w:val="single" w:sz="4" w:color="D9D9D9"/>
             </w:tcBorders>
+            <w:shd w:fill="FFFFFF"/>
             <w:tcMar>
               <w:top w:w="85" w:type="dxa"/>
               <w:bottom w:w="85" w:type="dxa"/>
@@ -1432,13 +1432,13 @@
         <w:tc>
           <w:tcPr>
             <w:tcW w:type="dxa" w:w="4670"/>
-            <w:shd w:fill="FFFFFF"/>
             <w:tcBorders>
               <w:top w:val="single" w:sz="4" w:color="D9D9D9"/>
               <w:bottom w:val="single" w:sz="4" w:color="D9D9D9"/>
               <w:left w:val="single" w:sz="4" w:color="D9D9D9"/>
               <w:right w:val="single" w:sz="4" w:color="D9D9D9"/>
             </w:tcBorders>
+            <w:shd w:fill="FFFFFF"/>
             <w:tcMar>
               <w:top w:w="85" w:type="dxa"/>
               <w:bottom w:w="85" w:type="dxa"/>
@@ -1465,13 +1465,13 @@
         <w:tc>
           <w:tcPr>
             <w:tcW w:type="dxa" w:w="2640"/>
-            <w:shd w:fill="F1F5F7"/>
             <w:tcBorders>
               <w:top w:val="single" w:sz="4" w:color="D9D9D9"/>
               <w:bottom w:val="single" w:sz="4" w:color="D9D9D9"/>
               <w:left w:val="single" w:sz="4" w:color="D9D9D9"/>
               <w:right w:val="single" w:sz="4" w:color="D9D9D9"/>
             </w:tcBorders>
+            <w:shd w:fill="F1F5F7"/>
             <w:tcMar>
               <w:top w:w="85" w:type="dxa"/>
               <w:bottom w:w="85" w:type="dxa"/>
@@ -1496,13 +1496,13 @@
         <w:tc>
           <w:tcPr>
             <w:tcW w:type="dxa" w:w="1421"/>
-            <w:shd w:fill="F1F5F7"/>
             <w:tcBorders>
               <w:top w:val="single" w:sz="4" w:color="D9D9D9"/>
               <w:bottom w:val="single" w:sz="4" w:color="D9D9D9"/>
               <w:left w:val="single" w:sz="4" w:color="D9D9D9"/>
               <w:right w:val="single" w:sz="4" w:color="D9D9D9"/>
             </w:tcBorders>
+            <w:shd w:fill="F1F5F7"/>
             <w:tcMar>
               <w:top w:w="85" w:type="dxa"/>
               <w:bottom w:w="85" w:type="dxa"/>
@@ -1527,13 +1527,13 @@
         <w:tc>
           <w:tcPr>
             <w:tcW w:type="dxa" w:w="1421"/>
-            <w:shd w:fill="F1F5F7"/>
             <w:tcBorders>
               <w:top w:val="single" w:sz="4" w:color="D9D9D9"/>
               <w:bottom w:val="single" w:sz="4" w:color="D9D9D9"/>
               <w:left w:val="single" w:sz="4" w:color="D9D9D9"/>
               <w:right w:val="single" w:sz="4" w:color="D9D9D9"/>
             </w:tcBorders>
+            <w:shd w:fill="F1F5F7"/>
             <w:tcMar>
               <w:top w:w="85" w:type="dxa"/>
               <w:bottom w:w="85" w:type="dxa"/>
@@ -1558,13 +1558,13 @@
         <w:tc>
           <w:tcPr>
             <w:tcW w:type="dxa" w:w="4670"/>
-            <w:shd w:fill="F1F5F7"/>
             <w:tcBorders>
               <w:top w:val="single" w:sz="4" w:color="D9D9D9"/>
               <w:bottom w:val="single" w:sz="4" w:color="D9D9D9"/>
               <w:left w:val="single" w:sz="4" w:color="D9D9D9"/>
               <w:right w:val="single" w:sz="4" w:color="D9D9D9"/>
             </w:tcBorders>
+            <w:shd w:fill="F1F5F7"/>
             <w:tcMar>
               <w:top w:w="85" w:type="dxa"/>
               <w:bottom w:w="85" w:type="dxa"/>
@@ -1661,13 +1661,13 @@
         <w:tc>
           <w:tcPr>
             <w:tcW w:type="dxa" w:w="1624"/>
-            <w:shd w:fill="142D40"/>
             <w:tcBorders>
               <w:top w:val="single" w:sz="4" w:color="D9D9D9"/>
               <w:bottom w:val="single" w:sz="4" w:color="D9D9D9"/>
               <w:left w:val="single" w:sz="4" w:color="D9D9D9"/>
               <w:right w:val="single" w:sz="4" w:color="D9D9D9"/>
             </w:tcBorders>
+            <w:shd w:fill="142D40"/>
             <w:tcMar>
               <w:top w:w="85" w:type="dxa"/>
               <w:bottom w:w="85" w:type="dxa"/>
@@ -1692,13 +1692,13 @@
         <w:tc>
           <w:tcPr>
             <w:tcW w:type="dxa" w:w="3249"/>
-            <w:shd w:fill="142D40"/>
             <w:tcBorders>
               <w:top w:val="single" w:sz="4" w:color="D9D9D9"/>
               <w:bottom w:val="single" w:sz="4" w:color="D9D9D9"/>
               <w:left w:val="single" w:sz="4" w:color="D9D9D9"/>
               <w:right w:val="single" w:sz="4" w:color="D9D9D9"/>
             </w:tcBorders>
+            <w:shd w:fill="142D40"/>
             <w:tcMar>
               <w:top w:w="85" w:type="dxa"/>
               <w:bottom w:w="85" w:type="dxa"/>
@@ -1723,13 +1723,13 @@
         <w:tc>
           <w:tcPr>
             <w:tcW w:type="dxa" w:w="5279"/>
-            <w:shd w:fill="142D40"/>
             <w:tcBorders>
               <w:top w:val="single" w:sz="4" w:color="D9D9D9"/>
               <w:bottom w:val="single" w:sz="4" w:color="D9D9D9"/>
               <w:left w:val="single" w:sz="4" w:color="D9D9D9"/>
               <w:right w:val="single" w:sz="4" w:color="D9D9D9"/>
             </w:tcBorders>
+            <w:shd w:fill="142D40"/>
             <w:tcMar>
               <w:top w:w="85" w:type="dxa"/>
               <w:bottom w:w="85" w:type="dxa"/>
@@ -1756,13 +1756,13 @@
         <w:tc>
           <w:tcPr>
             <w:tcW w:type="dxa" w:w="1624"/>
-            <w:shd w:fill="FFFFFF"/>
             <w:tcBorders>
               <w:top w:val="single" w:sz="4" w:color="D9D9D9"/>
               <w:bottom w:val="single" w:sz="4" w:color="D9D9D9"/>
               <w:left w:val="single" w:sz="4" w:color="D9D9D9"/>
               <w:right w:val="single" w:sz="4" w:color="D9D9D9"/>
             </w:tcBorders>
+            <w:shd w:fill="FFFFFF"/>
             <w:tcMar>
               <w:top w:w="85" w:type="dxa"/>
               <w:bottom w:w="85" w:type="dxa"/>
@@ -1787,13 +1787,13 @@
         <w:tc>
           <w:tcPr>
             <w:tcW w:type="dxa" w:w="3249"/>
-            <w:shd w:fill="FFFFFF"/>
             <w:tcBorders>
               <w:top w:val="single" w:sz="4" w:color="D9D9D9"/>
               <w:bottom w:val="single" w:sz="4" w:color="D9D9D9"/>
               <w:left w:val="single" w:sz="4" w:color="D9D9D9"/>
               <w:right w:val="single" w:sz="4" w:color="D9D9D9"/>
             </w:tcBorders>
+            <w:shd w:fill="FFFFFF"/>
             <w:tcMar>
               <w:top w:w="85" w:type="dxa"/>
               <w:bottom w:w="85" w:type="dxa"/>
@@ -1818,13 +1818,13 @@
         <w:tc>
           <w:tcPr>
             <w:tcW w:type="dxa" w:w="5279"/>
-            <w:shd w:fill="FFFFFF"/>
             <w:tcBorders>
               <w:top w:val="single" w:sz="4" w:color="D9D9D9"/>
               <w:bottom w:val="single" w:sz="4" w:color="D9D9D9"/>
               <w:left w:val="single" w:sz="4" w:color="D9D9D9"/>
               <w:right w:val="single" w:sz="4" w:color="D9D9D9"/>
             </w:tcBorders>
+            <w:shd w:fill="FFFFFF"/>
             <w:tcMar>
               <w:top w:w="85" w:type="dxa"/>
               <w:bottom w:w="85" w:type="dxa"/>
@@ -1851,13 +1851,13 @@
         <w:tc>
           <w:tcPr>
             <w:tcW w:type="dxa" w:w="1624"/>
-            <w:shd w:fill="F1F5F7"/>
             <w:tcBorders>
               <w:top w:val="single" w:sz="4" w:color="D9D9D9"/>
               <w:bottom w:val="single" w:sz="4" w:color="D9D9D9"/>
               <w:left w:val="single" w:sz="4" w:color="D9D9D9"/>
               <w:right w:val="single" w:sz="4" w:color="D9D9D9"/>
             </w:tcBorders>
+            <w:shd w:fill="F1F5F7"/>
             <w:tcMar>
               <w:top w:w="85" w:type="dxa"/>
               <w:bottom w:w="85" w:type="dxa"/>
@@ -1882,13 +1882,13 @@
         <w:tc>
           <w:tcPr>
             <w:tcW w:type="dxa" w:w="3249"/>
-            <w:shd w:fill="F1F5F7"/>
             <w:tcBorders>
               <w:top w:val="single" w:sz="4" w:color="D9D9D9"/>
               <w:bottom w:val="single" w:sz="4" w:color="D9D9D9"/>
               <w:left w:val="single" w:sz="4" w:color="D9D9D9"/>
               <w:right w:val="single" w:sz="4" w:color="D9D9D9"/>
             </w:tcBorders>
+            <w:shd w:fill="F1F5F7"/>
             <w:tcMar>
               <w:top w:w="85" w:type="dxa"/>
               <w:bottom w:w="85" w:type="dxa"/>
@@ -1913,13 +1913,13 @@
         <w:tc>
           <w:tcPr>
             <w:tcW w:type="dxa" w:w="5279"/>
-            <w:shd w:fill="F1F5F7"/>
             <w:tcBorders>
               <w:top w:val="single" w:sz="4" w:color="D9D9D9"/>
               <w:bottom w:val="single" w:sz="4" w:color="D9D9D9"/>
               <w:left w:val="single" w:sz="4" w:color="D9D9D9"/>
               <w:right w:val="single" w:sz="4" w:color="D9D9D9"/>
             </w:tcBorders>
+            <w:shd w:fill="F1F5F7"/>
             <w:tcMar>
               <w:top w:w="85" w:type="dxa"/>
               <w:bottom w:w="85" w:type="dxa"/>
@@ -1946,13 +1946,13 @@
         <w:tc>
           <w:tcPr>
             <w:tcW w:type="dxa" w:w="1624"/>
-            <w:shd w:fill="FFFFFF"/>
             <w:tcBorders>
               <w:top w:val="single" w:sz="4" w:color="D9D9D9"/>
               <w:bottom w:val="single" w:sz="4" w:color="D9D9D9"/>
               <w:left w:val="single" w:sz="4" w:color="D9D9D9"/>
               <w:right w:val="single" w:sz="4" w:color="D9D9D9"/>
             </w:tcBorders>
+            <w:shd w:fill="FFFFFF"/>
             <w:tcMar>
               <w:top w:w="85" w:type="dxa"/>
               <w:bottom w:w="85" w:type="dxa"/>
@@ -1977,13 +1977,13 @@
         <w:tc>
           <w:tcPr>
             <w:tcW w:type="dxa" w:w="3249"/>
-            <w:shd w:fill="FFFFFF"/>
             <w:tcBorders>
               <w:top w:val="single" w:sz="4" w:color="D9D9D9"/>
               <w:bottom w:val="single" w:sz="4" w:color="D9D9D9"/>
               <w:left w:val="single" w:sz="4" w:color="D9D9D9"/>
               <w:right w:val="single" w:sz="4" w:color="D9D9D9"/>
             </w:tcBorders>
+            <w:shd w:fill="FFFFFF"/>
             <w:tcMar>
               <w:top w:w="85" w:type="dxa"/>
               <w:bottom w:w="85" w:type="dxa"/>
@@ -2008,13 +2008,13 @@
         <w:tc>
           <w:tcPr>
             <w:tcW w:type="dxa" w:w="5279"/>
-            <w:shd w:fill="FFFFFF"/>
             <w:tcBorders>
               <w:top w:val="single" w:sz="4" w:color="D9D9D9"/>
               <w:bottom w:val="single" w:sz="4" w:color="D9D9D9"/>
               <w:left w:val="single" w:sz="4" w:color="D9D9D9"/>
               <w:right w:val="single" w:sz="4" w:color="D9D9D9"/>
             </w:tcBorders>
+            <w:shd w:fill="FFFFFF"/>
             <w:tcMar>
               <w:top w:w="85" w:type="dxa"/>
               <w:bottom w:w="85" w:type="dxa"/>
@@ -2041,13 +2041,13 @@
         <w:tc>
           <w:tcPr>
             <w:tcW w:type="dxa" w:w="1624"/>
-            <w:shd w:fill="F1F5F7"/>
             <w:tcBorders>
               <w:top w:val="single" w:sz="4" w:color="D9D9D9"/>
               <w:bottom w:val="single" w:sz="4" w:color="D9D9D9"/>
               <w:left w:val="single" w:sz="4" w:color="D9D9D9"/>
               <w:right w:val="single" w:sz="4" w:color="D9D9D9"/>
             </w:tcBorders>
+            <w:shd w:fill="F1F5F7"/>
             <w:tcMar>
               <w:top w:w="85" w:type="dxa"/>
               <w:bottom w:w="85" w:type="dxa"/>
@@ -2072,13 +2072,13 @@
         <w:tc>
           <w:tcPr>
             <w:tcW w:type="dxa" w:w="3249"/>
-            <w:shd w:fill="F1F5F7"/>
             <w:tcBorders>
               <w:top w:val="single" w:sz="4" w:color="D9D9D9"/>
               <w:bottom w:val="single" w:sz="4" w:color="D9D9D9"/>
               <w:left w:val="single" w:sz="4" w:color="D9D9D9"/>
               <w:right w:val="single" w:sz="4" w:color="D9D9D9"/>
             </w:tcBorders>
+            <w:shd w:fill="F1F5F7"/>
             <w:tcMar>
               <w:top w:w="85" w:type="dxa"/>
               <w:bottom w:w="85" w:type="dxa"/>
@@ -2103,13 +2103,13 @@
         <w:tc>
           <w:tcPr>
             <w:tcW w:type="dxa" w:w="5279"/>
-            <w:shd w:fill="F1F5F7"/>
             <w:tcBorders>
               <w:top w:val="single" w:sz="4" w:color="D9D9D9"/>
               <w:bottom w:val="single" w:sz="4" w:color="D9D9D9"/>
               <w:left w:val="single" w:sz="4" w:color="D9D9D9"/>
               <w:right w:val="single" w:sz="4" w:color="D9D9D9"/>
             </w:tcBorders>
+            <w:shd w:fill="F1F5F7"/>
             <w:tcMar>
               <w:top w:w="85" w:type="dxa"/>
               <w:bottom w:w="85" w:type="dxa"/>
@@ -2136,13 +2136,13 @@
         <w:tc>
           <w:tcPr>
             <w:tcW w:type="dxa" w:w="1624"/>
-            <w:shd w:fill="FFFFFF"/>
             <w:tcBorders>
               <w:top w:val="single" w:sz="4" w:color="D9D9D9"/>
               <w:bottom w:val="single" w:sz="4" w:color="D9D9D9"/>
               <w:left w:val="single" w:sz="4" w:color="D9D9D9"/>
               <w:right w:val="single" w:sz="4" w:color="D9D9D9"/>
             </w:tcBorders>
+            <w:shd w:fill="FFFFFF"/>
             <w:tcMar>
               <w:top w:w="85" w:type="dxa"/>
               <w:bottom w:w="85" w:type="dxa"/>
@@ -2167,13 +2167,13 @@
         <w:tc>
           <w:tcPr>
             <w:tcW w:type="dxa" w:w="3249"/>
-            <w:shd w:fill="FFFFFF"/>
             <w:tcBorders>
               <w:top w:val="single" w:sz="4" w:color="D9D9D9"/>
               <w:bottom w:val="single" w:sz="4" w:color="D9D9D9"/>
               <w:left w:val="single" w:sz="4" w:color="D9D9D9"/>
               <w:right w:val="single" w:sz="4" w:color="D9D9D9"/>
             </w:tcBorders>
+            <w:shd w:fill="FFFFFF"/>
             <w:tcMar>
               <w:top w:w="85" w:type="dxa"/>
               <w:bottom w:w="85" w:type="dxa"/>
@@ -2198,13 +2198,13 @@
         <w:tc>
           <w:tcPr>
             <w:tcW w:type="dxa" w:w="5279"/>
-            <w:shd w:fill="FFFFFF"/>
             <w:tcBorders>
               <w:top w:val="single" w:sz="4" w:color="D9D9D9"/>
               <w:bottom w:val="single" w:sz="4" w:color="D9D9D9"/>
               <w:left w:val="single" w:sz="4" w:color="D9D9D9"/>
               <w:right w:val="single" w:sz="4" w:color="D9D9D9"/>
             </w:tcBorders>
+            <w:shd w:fill="FFFFFF"/>
             <w:tcMar>
               <w:top w:w="85" w:type="dxa"/>
               <w:bottom w:w="85" w:type="dxa"/>
@@ -2231,13 +2231,13 @@
         <w:tc>
           <w:tcPr>
             <w:tcW w:type="dxa" w:w="1624"/>
-            <w:shd w:fill="F1F5F7"/>
             <w:tcBorders>
               <w:top w:val="single" w:sz="4" w:color="D9D9D9"/>
               <w:bottom w:val="single" w:sz="4" w:color="D9D9D9"/>
               <w:left w:val="single" w:sz="4" w:color="D9D9D9"/>
               <w:right w:val="single" w:sz="4" w:color="D9D9D9"/>
             </w:tcBorders>
+            <w:shd w:fill="F1F5F7"/>
             <w:tcMar>
               <w:top w:w="85" w:type="dxa"/>
               <w:bottom w:w="85" w:type="dxa"/>
@@ -2262,13 +2262,13 @@
         <w:tc>
           <w:tcPr>
             <w:tcW w:type="dxa" w:w="3249"/>
-            <w:shd w:fill="F1F5F7"/>
             <w:tcBorders>
               <w:top w:val="single" w:sz="4" w:color="D9D9D9"/>
               <w:bottom w:val="single" w:sz="4" w:color="D9D9D9"/>
               <w:left w:val="single" w:sz="4" w:color="D9D9D9"/>
               <w:right w:val="single" w:sz="4" w:color="D9D9D9"/>
             </w:tcBorders>
+            <w:shd w:fill="F1F5F7"/>
             <w:tcMar>
               <w:top w:w="85" w:type="dxa"/>
               <w:bottom w:w="85" w:type="dxa"/>
@@ -2293,13 +2293,13 @@
         <w:tc>
           <w:tcPr>
             <w:tcW w:type="dxa" w:w="5279"/>
-            <w:shd w:fill="F1F5F7"/>
             <w:tcBorders>
               <w:top w:val="single" w:sz="4" w:color="D9D9D9"/>
               <w:bottom w:val="single" w:sz="4" w:color="D9D9D9"/>
               <w:left w:val="single" w:sz="4" w:color="D9D9D9"/>
               <w:right w:val="single" w:sz="4" w:color="D9D9D9"/>
             </w:tcBorders>
+            <w:shd w:fill="F1F5F7"/>
             <w:tcMar>
               <w:top w:w="85" w:type="dxa"/>
               <w:bottom w:w="85" w:type="dxa"/>
@@ -2326,13 +2326,13 @@
         <w:tc>
           <w:tcPr>
             <w:tcW w:type="dxa" w:w="1624"/>
-            <w:shd w:fill="FFFFFF"/>
             <w:tcBorders>
               <w:top w:val="single" w:sz="4" w:color="D9D9D9"/>
               <w:bottom w:val="single" w:sz="4" w:color="D9D9D9"/>
               <w:left w:val="single" w:sz="4" w:color="D9D9D9"/>
               <w:right w:val="single" w:sz="4" w:color="D9D9D9"/>
             </w:tcBorders>
+            <w:shd w:fill="FFFFFF"/>
             <w:tcMar>
               <w:top w:w="85" w:type="dxa"/>
               <w:bottom w:w="85" w:type="dxa"/>
@@ -2357,13 +2357,13 @@
         <w:tc>
           <w:tcPr>
             <w:tcW w:type="dxa" w:w="3249"/>
-            <w:shd w:fill="FFFFFF"/>
             <w:tcBorders>
               <w:top w:val="single" w:sz="4" w:color="D9D9D9"/>
               <w:bottom w:val="single" w:sz="4" w:color="D9D9D9"/>
               <w:left w:val="single" w:sz="4" w:color="D9D9D9"/>
               <w:right w:val="single" w:sz="4" w:color="D9D9D9"/>
             </w:tcBorders>
+            <w:shd w:fill="FFFFFF"/>
             <w:tcMar>
               <w:top w:w="85" w:type="dxa"/>
               <w:bottom w:w="85" w:type="dxa"/>
@@ -2388,13 +2388,13 @@
         <w:tc>
           <w:tcPr>
             <w:tcW w:type="dxa" w:w="5279"/>
-            <w:shd w:fill="FFFFFF"/>
             <w:tcBorders>
               <w:top w:val="single" w:sz="4" w:color="D9D9D9"/>
               <w:bottom w:val="single" w:sz="4" w:color="D9D9D9"/>
               <w:left w:val="single" w:sz="4" w:color="D9D9D9"/>
               <w:right w:val="single" w:sz="4" w:color="D9D9D9"/>
             </w:tcBorders>
+            <w:shd w:fill="FFFFFF"/>
             <w:tcMar>
               <w:top w:w="85" w:type="dxa"/>
               <w:bottom w:w="85" w:type="dxa"/>
@@ -2421,13 +2421,13 @@
         <w:tc>
           <w:tcPr>
             <w:tcW w:type="dxa" w:w="1624"/>
-            <w:shd w:fill="F1F5F7"/>
             <w:tcBorders>
               <w:top w:val="single" w:sz="4" w:color="D9D9D9"/>
               <w:bottom w:val="single" w:sz="4" w:color="D9D9D9"/>
               <w:left w:val="single" w:sz="4" w:color="D9D9D9"/>
               <w:right w:val="single" w:sz="4" w:color="D9D9D9"/>
             </w:tcBorders>
+            <w:shd w:fill="F1F5F7"/>
             <w:tcMar>
               <w:top w:w="85" w:type="dxa"/>
               <w:bottom w:w="85" w:type="dxa"/>
@@ -2452,13 +2452,13 @@
         <w:tc>
           <w:tcPr>
             <w:tcW w:type="dxa" w:w="3249"/>
-            <w:shd w:fill="F1F5F7"/>
             <w:tcBorders>
               <w:top w:val="single" w:sz="4" w:color="D9D9D9"/>
               <w:bottom w:val="single" w:sz="4" w:color="D9D9D9"/>
               <w:left w:val="single" w:sz="4" w:color="D9D9D9"/>
               <w:right w:val="single" w:sz="4" w:color="D9D9D9"/>
             </w:tcBorders>
+            <w:shd w:fill="F1F5F7"/>
             <w:tcMar>
               <w:top w:w="85" w:type="dxa"/>
               <w:bottom w:w="85" w:type="dxa"/>
@@ -2483,13 +2483,13 @@
         <w:tc>
           <w:tcPr>
             <w:tcW w:type="dxa" w:w="5279"/>
-            <w:shd w:fill="F1F5F7"/>
             <w:tcBorders>
               <w:top w:val="single" w:sz="4" w:color="D9D9D9"/>
               <w:bottom w:val="single" w:sz="4" w:color="D9D9D9"/>
               <w:left w:val="single" w:sz="4" w:color="D9D9D9"/>
               <w:right w:val="single" w:sz="4" w:color="D9D9D9"/>
             </w:tcBorders>
+            <w:shd w:fill="F1F5F7"/>
             <w:tcMar>
               <w:top w:w="85" w:type="dxa"/>
               <w:bottom w:w="85" w:type="dxa"/>
@@ -2556,13 +2556,13 @@
         <w:tc>
           <w:tcPr>
             <w:tcW w:type="dxa" w:w="2233"/>
-            <w:shd w:fill="142D40"/>
             <w:tcBorders>
               <w:top w:val="single" w:sz="4" w:color="D9D9D9"/>
               <w:bottom w:val="single" w:sz="4" w:color="D9D9D9"/>
               <w:left w:val="single" w:sz="4" w:color="D9D9D9"/>
               <w:right w:val="single" w:sz="4" w:color="D9D9D9"/>
             </w:tcBorders>
+            <w:shd w:fill="142D40"/>
             <w:tcMar>
               <w:top w:w="85" w:type="dxa"/>
               <w:bottom w:w="85" w:type="dxa"/>
@@ -2587,13 +2587,13 @@
         <w:tc>
           <w:tcPr>
             <w:tcW w:type="dxa" w:w="3249"/>
-            <w:shd w:fill="142D40"/>
             <w:tcBorders>
               <w:top w:val="single" w:sz="4" w:color="D9D9D9"/>
               <w:bottom w:val="single" w:sz="4" w:color="D9D9D9"/>
               <w:left w:val="single" w:sz="4" w:color="D9D9D9"/>
               <w:right w:val="single" w:sz="4" w:color="D9D9D9"/>
             </w:tcBorders>
+            <w:shd w:fill="142D40"/>
             <w:tcMar>
               <w:top w:w="85" w:type="dxa"/>
               <w:bottom w:w="85" w:type="dxa"/>
@@ -2618,13 +2618,13 @@
         <w:tc>
           <w:tcPr>
             <w:tcW w:type="dxa" w:w="4670"/>
-            <w:shd w:fill="142D40"/>
             <w:tcBorders>
               <w:top w:val="single" w:sz="4" w:color="D9D9D9"/>
               <w:bottom w:val="single" w:sz="4" w:color="D9D9D9"/>
               <w:left w:val="single" w:sz="4" w:color="D9D9D9"/>
               <w:right w:val="single" w:sz="4" w:color="D9D9D9"/>
             </w:tcBorders>
+            <w:shd w:fill="142D40"/>
             <w:tcMar>
               <w:top w:w="85" w:type="dxa"/>
               <w:bottom w:w="85" w:type="dxa"/>
@@ -2651,13 +2651,13 @@
         <w:tc>
           <w:tcPr>
             <w:tcW w:type="dxa" w:w="2233"/>
-            <w:shd w:fill="FFFFFF"/>
             <w:tcBorders>
               <w:top w:val="single" w:sz="4" w:color="D9D9D9"/>
               <w:bottom w:val="single" w:sz="4" w:color="D9D9D9"/>
               <w:left w:val="single" w:sz="4" w:color="D9D9D9"/>
               <w:right w:val="single" w:sz="4" w:color="D9D9D9"/>
             </w:tcBorders>
+            <w:shd w:fill="FFFFFF"/>
             <w:tcMar>
               <w:top w:w="85" w:type="dxa"/>
               <w:bottom w:w="85" w:type="dxa"/>
@@ -2682,13 +2682,13 @@
         <w:tc>
           <w:tcPr>
             <w:tcW w:type="dxa" w:w="3249"/>
-            <w:shd w:fill="FFFFFF"/>
             <w:tcBorders>
               <w:top w:val="single" w:sz="4" w:color="D9D9D9"/>
               <w:bottom w:val="single" w:sz="4" w:color="D9D9D9"/>
               <w:left w:val="single" w:sz="4" w:color="D9D9D9"/>
               <w:right w:val="single" w:sz="4" w:color="D9D9D9"/>
             </w:tcBorders>
+            <w:shd w:fill="FFFFFF"/>
             <w:tcMar>
               <w:top w:w="85" w:type="dxa"/>
               <w:bottom w:w="85" w:type="dxa"/>
@@ -2713,13 +2713,13 @@
         <w:tc>
           <w:tcPr>
             <w:tcW w:type="dxa" w:w="4670"/>
-            <w:shd w:fill="FFFFFF"/>
             <w:tcBorders>
               <w:top w:val="single" w:sz="4" w:color="D9D9D9"/>
               <w:bottom w:val="single" w:sz="4" w:color="D9D9D9"/>
               <w:left w:val="single" w:sz="4" w:color="D9D9D9"/>
               <w:right w:val="single" w:sz="4" w:color="D9D9D9"/>
             </w:tcBorders>
+            <w:shd w:fill="FFFFFF"/>
             <w:tcMar>
               <w:top w:w="85" w:type="dxa"/>
               <w:bottom w:w="85" w:type="dxa"/>
@@ -2746,13 +2746,13 @@
         <w:tc>
           <w:tcPr>
             <w:tcW w:type="dxa" w:w="2233"/>
-            <w:shd w:fill="F1F5F7"/>
             <w:tcBorders>
               <w:top w:val="single" w:sz="4" w:color="D9D9D9"/>
               <w:bottom w:val="single" w:sz="4" w:color="D9D9D9"/>
               <w:left w:val="single" w:sz="4" w:color="D9D9D9"/>
               <w:right w:val="single" w:sz="4" w:color="D9D9D9"/>
             </w:tcBorders>
+            <w:shd w:fill="F1F5F7"/>
             <w:tcMar>
               <w:top w:w="85" w:type="dxa"/>
               <w:bottom w:w="85" w:type="dxa"/>
@@ -2777,13 +2777,13 @@
         <w:tc>
           <w:tcPr>
             <w:tcW w:type="dxa" w:w="3249"/>
-            <w:shd w:fill="F1F5F7"/>
             <w:tcBorders>
               <w:top w:val="single" w:sz="4" w:color="D9D9D9"/>
               <w:bottom w:val="single" w:sz="4" w:color="D9D9D9"/>
               <w:left w:val="single" w:sz="4" w:color="D9D9D9"/>
               <w:right w:val="single" w:sz="4" w:color="D9D9D9"/>
             </w:tcBorders>
+            <w:shd w:fill="F1F5F7"/>
             <w:tcMar>
               <w:top w:w="85" w:type="dxa"/>
               <w:bottom w:w="85" w:type="dxa"/>
@@ -2808,13 +2808,13 @@
         <w:tc>
           <w:tcPr>
             <w:tcW w:type="dxa" w:w="4670"/>
-            <w:shd w:fill="F1F5F7"/>
             <w:tcBorders>
               <w:top w:val="single" w:sz="4" w:color="D9D9D9"/>
               <w:bottom w:val="single" w:sz="4" w:color="D9D9D9"/>
               <w:left w:val="single" w:sz="4" w:color="D9D9D9"/>
               <w:right w:val="single" w:sz="4" w:color="D9D9D9"/>
             </w:tcBorders>
+            <w:shd w:fill="F1F5F7"/>
             <w:tcMar>
               <w:top w:w="85" w:type="dxa"/>
               <w:bottom w:w="85" w:type="dxa"/>
@@ -2841,13 +2841,13 @@
         <w:tc>
           <w:tcPr>
             <w:tcW w:type="dxa" w:w="2233"/>
-            <w:shd w:fill="FFFFFF"/>
             <w:tcBorders>
               <w:top w:val="single" w:sz="4" w:color="D9D9D9"/>
               <w:bottom w:val="single" w:sz="4" w:color="D9D9D9"/>
               <w:left w:val="single" w:sz="4" w:color="D9D9D9"/>
               <w:right w:val="single" w:sz="4" w:color="D9D9D9"/>
             </w:tcBorders>
+            <w:shd w:fill="FFFFFF"/>
             <w:tcMar>
               <w:top w:w="85" w:type="dxa"/>
               <w:bottom w:w="85" w:type="dxa"/>
@@ -2872,13 +2872,13 @@
         <w:tc>
           <w:tcPr>
             <w:tcW w:type="dxa" w:w="3249"/>
-            <w:shd w:fill="FFFFFF"/>
             <w:tcBorders>
               <w:top w:val="single" w:sz="4" w:color="D9D9D9"/>
               <w:bottom w:val="single" w:sz="4" w:color="D9D9D9"/>
               <w:left w:val="single" w:sz="4" w:color="D9D9D9"/>
               <w:right w:val="single" w:sz="4" w:color="D9D9D9"/>
             </w:tcBorders>
+            <w:shd w:fill="FFFFFF"/>
             <w:tcMar>
               <w:top w:w="85" w:type="dxa"/>
               <w:bottom w:w="85" w:type="dxa"/>
@@ -2903,13 +2903,13 @@
         <w:tc>
           <w:tcPr>
             <w:tcW w:type="dxa" w:w="4670"/>
-            <w:shd w:fill="FFFFFF"/>
             <w:tcBorders>
               <w:top w:val="single" w:sz="4" w:color="D9D9D9"/>
               <w:bottom w:val="single" w:sz="4" w:color="D9D9D9"/>
               <w:left w:val="single" w:sz="4" w:color="D9D9D9"/>
               <w:right w:val="single" w:sz="4" w:color="D9D9D9"/>
             </w:tcBorders>
+            <w:shd w:fill="FFFFFF"/>
             <w:tcMar>
               <w:top w:w="85" w:type="dxa"/>
               <w:bottom w:w="85" w:type="dxa"/>

--- a/resources/a-level-economics-unemployment-coastal-town/A-Level-Economics-Unemployment-Coastal-Town-Teacher.docx
+++ b/resources/a-level-economics-unemployment-coastal-town/A-Level-Economics-Unemployment-Coastal-Town-Teacher.docx
@@ -63,15 +63,15 @@
             <w:tcW w:type="dxa" w:w="3858"/>
             <w:tcBorders>
               <w:top w:val="single" w:sz="4" w:color="D9D9D9"/>
+              <w:left w:val="single" w:sz="4" w:color="D9D9D9"/>
               <w:bottom w:val="single" w:sz="4" w:color="D9D9D9"/>
-              <w:left w:val="single" w:sz="4" w:color="D9D9D9"/>
               <w:right w:val="single" w:sz="4" w:color="D9D9D9"/>
             </w:tcBorders>
             <w:shd w:fill="142D40"/>
             <w:tcMar>
               <w:top w:w="85" w:type="dxa"/>
+              <w:left w:w="85" w:type="dxa"/>
               <w:bottom w:w="85" w:type="dxa"/>
-              <w:left w:w="85" w:type="dxa"/>
               <w:right w:w="85" w:type="dxa"/>
             </w:tcMar>
           </w:tcPr>
@@ -94,15 +94,15 @@
             <w:tcW w:type="dxa" w:w="1218"/>
             <w:tcBorders>
               <w:top w:val="single" w:sz="4" w:color="D9D9D9"/>
+              <w:left w:val="single" w:sz="4" w:color="D9D9D9"/>
               <w:bottom w:val="single" w:sz="4" w:color="D9D9D9"/>
-              <w:left w:val="single" w:sz="4" w:color="D9D9D9"/>
               <w:right w:val="single" w:sz="4" w:color="D9D9D9"/>
             </w:tcBorders>
             <w:shd w:fill="142D40"/>
             <w:tcMar>
               <w:top w:w="85" w:type="dxa"/>
+              <w:left w:w="85" w:type="dxa"/>
               <w:bottom w:w="85" w:type="dxa"/>
-              <w:left w:w="85" w:type="dxa"/>
               <w:right w:w="85" w:type="dxa"/>
             </w:tcMar>
           </w:tcPr>
@@ -125,15 +125,15 @@
             <w:tcW w:type="dxa" w:w="5076"/>
             <w:tcBorders>
               <w:top w:val="single" w:sz="4" w:color="D9D9D9"/>
+              <w:left w:val="single" w:sz="4" w:color="D9D9D9"/>
               <w:bottom w:val="single" w:sz="4" w:color="D9D9D9"/>
-              <w:left w:val="single" w:sz="4" w:color="D9D9D9"/>
               <w:right w:val="single" w:sz="4" w:color="D9D9D9"/>
             </w:tcBorders>
             <w:shd w:fill="142D40"/>
             <w:tcMar>
               <w:top w:w="85" w:type="dxa"/>
+              <w:left w:w="85" w:type="dxa"/>
               <w:bottom w:w="85" w:type="dxa"/>
-              <w:left w:w="85" w:type="dxa"/>
               <w:right w:w="85" w:type="dxa"/>
             </w:tcMar>
           </w:tcPr>
@@ -158,15 +158,15 @@
             <w:tcW w:type="dxa" w:w="3858"/>
             <w:tcBorders>
               <w:top w:val="single" w:sz="4" w:color="D9D9D9"/>
+              <w:left w:val="single" w:sz="4" w:color="D9D9D9"/>
               <w:bottom w:val="single" w:sz="4" w:color="D9D9D9"/>
-              <w:left w:val="single" w:sz="4" w:color="D9D9D9"/>
               <w:right w:val="single" w:sz="4" w:color="D9D9D9"/>
             </w:tcBorders>
             <w:shd w:fill="FFFFFF"/>
             <w:tcMar>
               <w:top w:w="85" w:type="dxa"/>
+              <w:left w:w="85" w:type="dxa"/>
               <w:bottom w:w="85" w:type="dxa"/>
-              <w:left w:w="85" w:type="dxa"/>
               <w:right w:w="85" w:type="dxa"/>
             </w:tcMar>
           </w:tcPr>
@@ -189,15 +189,15 @@
             <w:tcW w:type="dxa" w:w="1218"/>
             <w:tcBorders>
               <w:top w:val="single" w:sz="4" w:color="D9D9D9"/>
+              <w:left w:val="single" w:sz="4" w:color="D9D9D9"/>
               <w:bottom w:val="single" w:sz="4" w:color="D9D9D9"/>
-              <w:left w:val="single" w:sz="4" w:color="D9D9D9"/>
               <w:right w:val="single" w:sz="4" w:color="D9D9D9"/>
             </w:tcBorders>
             <w:shd w:fill="FFFFFF"/>
             <w:tcMar>
               <w:top w:w="85" w:type="dxa"/>
+              <w:left w:w="85" w:type="dxa"/>
               <w:bottom w:w="85" w:type="dxa"/>
-              <w:left w:w="85" w:type="dxa"/>
               <w:right w:w="85" w:type="dxa"/>
             </w:tcMar>
           </w:tcPr>
@@ -220,15 +220,15 @@
             <w:tcW w:type="dxa" w:w="5076"/>
             <w:tcBorders>
               <w:top w:val="single" w:sz="4" w:color="D9D9D9"/>
+              <w:left w:val="single" w:sz="4" w:color="D9D9D9"/>
               <w:bottom w:val="single" w:sz="4" w:color="D9D9D9"/>
-              <w:left w:val="single" w:sz="4" w:color="D9D9D9"/>
               <w:right w:val="single" w:sz="4" w:color="D9D9D9"/>
             </w:tcBorders>
             <w:shd w:fill="FFFFFF"/>
             <w:tcMar>
               <w:top w:w="85" w:type="dxa"/>
+              <w:left w:w="85" w:type="dxa"/>
               <w:bottom w:w="85" w:type="dxa"/>
-              <w:left w:w="85" w:type="dxa"/>
               <w:right w:w="85" w:type="dxa"/>
             </w:tcMar>
           </w:tcPr>
@@ -253,15 +253,15 @@
             <w:tcW w:type="dxa" w:w="3858"/>
             <w:tcBorders>
               <w:top w:val="single" w:sz="4" w:color="D9D9D9"/>
+              <w:left w:val="single" w:sz="4" w:color="D9D9D9"/>
               <w:bottom w:val="single" w:sz="4" w:color="D9D9D9"/>
-              <w:left w:val="single" w:sz="4" w:color="D9D9D9"/>
               <w:right w:val="single" w:sz="4" w:color="D9D9D9"/>
             </w:tcBorders>
             <w:shd w:fill="F1F5F7"/>
             <w:tcMar>
               <w:top w:w="85" w:type="dxa"/>
+              <w:left w:w="85" w:type="dxa"/>
               <w:bottom w:w="85" w:type="dxa"/>
-              <w:left w:w="85" w:type="dxa"/>
               <w:right w:w="85" w:type="dxa"/>
             </w:tcMar>
           </w:tcPr>
@@ -284,15 +284,15 @@
             <w:tcW w:type="dxa" w:w="1218"/>
             <w:tcBorders>
               <w:top w:val="single" w:sz="4" w:color="D9D9D9"/>
+              <w:left w:val="single" w:sz="4" w:color="D9D9D9"/>
               <w:bottom w:val="single" w:sz="4" w:color="D9D9D9"/>
-              <w:left w:val="single" w:sz="4" w:color="D9D9D9"/>
               <w:right w:val="single" w:sz="4" w:color="D9D9D9"/>
             </w:tcBorders>
             <w:shd w:fill="F1F5F7"/>
             <w:tcMar>
               <w:top w:w="85" w:type="dxa"/>
+              <w:left w:w="85" w:type="dxa"/>
               <w:bottom w:w="85" w:type="dxa"/>
-              <w:left w:w="85" w:type="dxa"/>
               <w:right w:w="85" w:type="dxa"/>
             </w:tcMar>
           </w:tcPr>
@@ -315,15 +315,15 @@
             <w:tcW w:type="dxa" w:w="5076"/>
             <w:tcBorders>
               <w:top w:val="single" w:sz="4" w:color="D9D9D9"/>
+              <w:left w:val="single" w:sz="4" w:color="D9D9D9"/>
               <w:bottom w:val="single" w:sz="4" w:color="D9D9D9"/>
-              <w:left w:val="single" w:sz="4" w:color="D9D9D9"/>
               <w:right w:val="single" w:sz="4" w:color="D9D9D9"/>
             </w:tcBorders>
             <w:shd w:fill="F1F5F7"/>
             <w:tcMar>
               <w:top w:w="85" w:type="dxa"/>
+              <w:left w:w="85" w:type="dxa"/>
               <w:bottom w:w="85" w:type="dxa"/>
-              <w:left w:w="85" w:type="dxa"/>
               <w:right w:w="85" w:type="dxa"/>
             </w:tcMar>
           </w:tcPr>
@@ -348,15 +348,15 @@
             <w:tcW w:type="dxa" w:w="3858"/>
             <w:tcBorders>
               <w:top w:val="single" w:sz="4" w:color="D9D9D9"/>
+              <w:left w:val="single" w:sz="4" w:color="D9D9D9"/>
               <w:bottom w:val="single" w:sz="4" w:color="D9D9D9"/>
-              <w:left w:val="single" w:sz="4" w:color="D9D9D9"/>
               <w:right w:val="single" w:sz="4" w:color="D9D9D9"/>
             </w:tcBorders>
             <w:shd w:fill="FFFFFF"/>
             <w:tcMar>
               <w:top w:w="85" w:type="dxa"/>
+              <w:left w:w="85" w:type="dxa"/>
               <w:bottom w:w="85" w:type="dxa"/>
-              <w:left w:w="85" w:type="dxa"/>
               <w:right w:w="85" w:type="dxa"/>
             </w:tcMar>
           </w:tcPr>
@@ -379,15 +379,15 @@
             <w:tcW w:type="dxa" w:w="1218"/>
             <w:tcBorders>
               <w:top w:val="single" w:sz="4" w:color="D9D9D9"/>
+              <w:left w:val="single" w:sz="4" w:color="D9D9D9"/>
               <w:bottom w:val="single" w:sz="4" w:color="D9D9D9"/>
-              <w:left w:val="single" w:sz="4" w:color="D9D9D9"/>
               <w:right w:val="single" w:sz="4" w:color="D9D9D9"/>
             </w:tcBorders>
             <w:shd w:fill="FFFFFF"/>
             <w:tcMar>
               <w:top w:w="85" w:type="dxa"/>
+              <w:left w:w="85" w:type="dxa"/>
               <w:bottom w:w="85" w:type="dxa"/>
-              <w:left w:w="85" w:type="dxa"/>
               <w:right w:w="85" w:type="dxa"/>
             </w:tcMar>
           </w:tcPr>
@@ -410,15 +410,15 @@
             <w:tcW w:type="dxa" w:w="5076"/>
             <w:tcBorders>
               <w:top w:val="single" w:sz="4" w:color="D9D9D9"/>
+              <w:left w:val="single" w:sz="4" w:color="D9D9D9"/>
               <w:bottom w:val="single" w:sz="4" w:color="D9D9D9"/>
-              <w:left w:val="single" w:sz="4" w:color="D9D9D9"/>
               <w:right w:val="single" w:sz="4" w:color="D9D9D9"/>
             </w:tcBorders>
             <w:shd w:fill="FFFFFF"/>
             <w:tcMar>
               <w:top w:w="85" w:type="dxa"/>
+              <w:left w:w="85" w:type="dxa"/>
               <w:bottom w:w="85" w:type="dxa"/>
-              <w:left w:w="85" w:type="dxa"/>
               <w:right w:w="85" w:type="dxa"/>
             </w:tcMar>
           </w:tcPr>
@@ -443,15 +443,15 @@
             <w:tcW w:type="dxa" w:w="3858"/>
             <w:tcBorders>
               <w:top w:val="single" w:sz="4" w:color="D9D9D9"/>
+              <w:left w:val="single" w:sz="4" w:color="D9D9D9"/>
               <w:bottom w:val="single" w:sz="4" w:color="D9D9D9"/>
-              <w:left w:val="single" w:sz="4" w:color="D9D9D9"/>
               <w:right w:val="single" w:sz="4" w:color="D9D9D9"/>
             </w:tcBorders>
             <w:shd w:fill="F1F5F7"/>
             <w:tcMar>
               <w:top w:w="85" w:type="dxa"/>
+              <w:left w:w="85" w:type="dxa"/>
               <w:bottom w:w="85" w:type="dxa"/>
-              <w:left w:w="85" w:type="dxa"/>
               <w:right w:w="85" w:type="dxa"/>
             </w:tcMar>
           </w:tcPr>
@@ -474,15 +474,15 @@
             <w:tcW w:type="dxa" w:w="1218"/>
             <w:tcBorders>
               <w:top w:val="single" w:sz="4" w:color="D9D9D9"/>
+              <w:left w:val="single" w:sz="4" w:color="D9D9D9"/>
               <w:bottom w:val="single" w:sz="4" w:color="D9D9D9"/>
-              <w:left w:val="single" w:sz="4" w:color="D9D9D9"/>
               <w:right w:val="single" w:sz="4" w:color="D9D9D9"/>
             </w:tcBorders>
             <w:shd w:fill="F1F5F7"/>
             <w:tcMar>
               <w:top w:w="85" w:type="dxa"/>
+              <w:left w:w="85" w:type="dxa"/>
               <w:bottom w:w="85" w:type="dxa"/>
-              <w:left w:w="85" w:type="dxa"/>
               <w:right w:w="85" w:type="dxa"/>
             </w:tcMar>
           </w:tcPr>
@@ -505,15 +505,15 @@
             <w:tcW w:type="dxa" w:w="5076"/>
             <w:tcBorders>
               <w:top w:val="single" w:sz="4" w:color="D9D9D9"/>
+              <w:left w:val="single" w:sz="4" w:color="D9D9D9"/>
               <w:bottom w:val="single" w:sz="4" w:color="D9D9D9"/>
-              <w:left w:val="single" w:sz="4" w:color="D9D9D9"/>
               <w:right w:val="single" w:sz="4" w:color="D9D9D9"/>
             </w:tcBorders>
             <w:shd w:fill="F1F5F7"/>
             <w:tcMar>
               <w:top w:w="85" w:type="dxa"/>
+              <w:left w:w="85" w:type="dxa"/>
               <w:bottom w:w="85" w:type="dxa"/>
-              <w:left w:w="85" w:type="dxa"/>
               <w:right w:w="85" w:type="dxa"/>
             </w:tcMar>
           </w:tcPr>
@@ -538,15 +538,15 @@
             <w:tcW w:type="dxa" w:w="3858"/>
             <w:tcBorders>
               <w:top w:val="single" w:sz="4" w:color="D9D9D9"/>
+              <w:left w:val="single" w:sz="4" w:color="D9D9D9"/>
               <w:bottom w:val="single" w:sz="4" w:color="D9D9D9"/>
-              <w:left w:val="single" w:sz="4" w:color="D9D9D9"/>
               <w:right w:val="single" w:sz="4" w:color="D9D9D9"/>
             </w:tcBorders>
             <w:shd w:fill="FFFFFF"/>
             <w:tcMar>
               <w:top w:w="85" w:type="dxa"/>
+              <w:left w:w="85" w:type="dxa"/>
               <w:bottom w:w="85" w:type="dxa"/>
-              <w:left w:w="85" w:type="dxa"/>
               <w:right w:w="85" w:type="dxa"/>
             </w:tcMar>
           </w:tcPr>
@@ -569,15 +569,15 @@
             <w:tcW w:type="dxa" w:w="1218"/>
             <w:tcBorders>
               <w:top w:val="single" w:sz="4" w:color="D9D9D9"/>
+              <w:left w:val="single" w:sz="4" w:color="D9D9D9"/>
               <w:bottom w:val="single" w:sz="4" w:color="D9D9D9"/>
-              <w:left w:val="single" w:sz="4" w:color="D9D9D9"/>
               <w:right w:val="single" w:sz="4" w:color="D9D9D9"/>
             </w:tcBorders>
             <w:shd w:fill="FFFFFF"/>
             <w:tcMar>
               <w:top w:w="85" w:type="dxa"/>
+              <w:left w:w="85" w:type="dxa"/>
               <w:bottom w:w="85" w:type="dxa"/>
-              <w:left w:w="85" w:type="dxa"/>
               <w:right w:w="85" w:type="dxa"/>
             </w:tcMar>
           </w:tcPr>
@@ -600,15 +600,15 @@
             <w:tcW w:type="dxa" w:w="5076"/>
             <w:tcBorders>
               <w:top w:val="single" w:sz="4" w:color="D9D9D9"/>
+              <w:left w:val="single" w:sz="4" w:color="D9D9D9"/>
               <w:bottom w:val="single" w:sz="4" w:color="D9D9D9"/>
-              <w:left w:val="single" w:sz="4" w:color="D9D9D9"/>
               <w:right w:val="single" w:sz="4" w:color="D9D9D9"/>
             </w:tcBorders>
             <w:shd w:fill="FFFFFF"/>
             <w:tcMar>
               <w:top w:w="85" w:type="dxa"/>
+              <w:left w:w="85" w:type="dxa"/>
               <w:bottom w:w="85" w:type="dxa"/>
-              <w:left w:w="85" w:type="dxa"/>
               <w:right w:w="85" w:type="dxa"/>
             </w:tcMar>
           </w:tcPr>
@@ -633,15 +633,15 @@
             <w:tcW w:type="dxa" w:w="3858"/>
             <w:tcBorders>
               <w:top w:val="single" w:sz="4" w:color="D9D9D9"/>
+              <w:left w:val="single" w:sz="4" w:color="D9D9D9"/>
               <w:bottom w:val="single" w:sz="4" w:color="D9D9D9"/>
-              <w:left w:val="single" w:sz="4" w:color="D9D9D9"/>
               <w:right w:val="single" w:sz="4" w:color="D9D9D9"/>
             </w:tcBorders>
             <w:shd w:fill="F1F5F7"/>
             <w:tcMar>
               <w:top w:w="85" w:type="dxa"/>
+              <w:left w:w="85" w:type="dxa"/>
               <w:bottom w:w="85" w:type="dxa"/>
-              <w:left w:w="85" w:type="dxa"/>
               <w:right w:w="85" w:type="dxa"/>
             </w:tcMar>
           </w:tcPr>
@@ -664,15 +664,15 @@
             <w:tcW w:type="dxa" w:w="1218"/>
             <w:tcBorders>
               <w:top w:val="single" w:sz="4" w:color="D9D9D9"/>
+              <w:left w:val="single" w:sz="4" w:color="D9D9D9"/>
               <w:bottom w:val="single" w:sz="4" w:color="D9D9D9"/>
-              <w:left w:val="single" w:sz="4" w:color="D9D9D9"/>
               <w:right w:val="single" w:sz="4" w:color="D9D9D9"/>
             </w:tcBorders>
             <w:shd w:fill="F1F5F7"/>
             <w:tcMar>
               <w:top w:w="85" w:type="dxa"/>
+              <w:left w:w="85" w:type="dxa"/>
               <w:bottom w:w="85" w:type="dxa"/>
-              <w:left w:w="85" w:type="dxa"/>
               <w:right w:w="85" w:type="dxa"/>
             </w:tcMar>
           </w:tcPr>
@@ -695,15 +695,15 @@
             <w:tcW w:type="dxa" w:w="5076"/>
             <w:tcBorders>
               <w:top w:val="single" w:sz="4" w:color="D9D9D9"/>
+              <w:left w:val="single" w:sz="4" w:color="D9D9D9"/>
               <w:bottom w:val="single" w:sz="4" w:color="D9D9D9"/>
-              <w:left w:val="single" w:sz="4" w:color="D9D9D9"/>
               <w:right w:val="single" w:sz="4" w:color="D9D9D9"/>
             </w:tcBorders>
             <w:shd w:fill="F1F5F7"/>
             <w:tcMar>
               <w:top w:w="85" w:type="dxa"/>
+              <w:left w:w="85" w:type="dxa"/>
               <w:bottom w:w="85" w:type="dxa"/>
-              <w:left w:w="85" w:type="dxa"/>
               <w:right w:w="85" w:type="dxa"/>
             </w:tcMar>
           </w:tcPr>
@@ -728,15 +728,15 @@
             <w:tcW w:type="dxa" w:w="3858"/>
             <w:tcBorders>
               <w:top w:val="single" w:sz="4" w:color="D9D9D9"/>
+              <w:left w:val="single" w:sz="4" w:color="D9D9D9"/>
               <w:bottom w:val="single" w:sz="4" w:color="D9D9D9"/>
-              <w:left w:val="single" w:sz="4" w:color="D9D9D9"/>
               <w:right w:val="single" w:sz="4" w:color="D9D9D9"/>
             </w:tcBorders>
             <w:shd w:fill="FFFFFF"/>
             <w:tcMar>
               <w:top w:w="85" w:type="dxa"/>
+              <w:left w:w="85" w:type="dxa"/>
               <w:bottom w:w="85" w:type="dxa"/>
-              <w:left w:w="85" w:type="dxa"/>
               <w:right w:w="85" w:type="dxa"/>
             </w:tcMar>
           </w:tcPr>
@@ -759,15 +759,15 @@
             <w:tcW w:type="dxa" w:w="1218"/>
             <w:tcBorders>
               <w:top w:val="single" w:sz="4" w:color="D9D9D9"/>
+              <w:left w:val="single" w:sz="4" w:color="D9D9D9"/>
               <w:bottom w:val="single" w:sz="4" w:color="D9D9D9"/>
-              <w:left w:val="single" w:sz="4" w:color="D9D9D9"/>
               <w:right w:val="single" w:sz="4" w:color="D9D9D9"/>
             </w:tcBorders>
             <w:shd w:fill="FFFFFF"/>
             <w:tcMar>
               <w:top w:w="85" w:type="dxa"/>
+              <w:left w:w="85" w:type="dxa"/>
               <w:bottom w:w="85" w:type="dxa"/>
-              <w:left w:w="85" w:type="dxa"/>
               <w:right w:w="85" w:type="dxa"/>
             </w:tcMar>
           </w:tcPr>
@@ -790,15 +790,15 @@
             <w:tcW w:type="dxa" w:w="5076"/>
             <w:tcBorders>
               <w:top w:val="single" w:sz="4" w:color="D9D9D9"/>
+              <w:left w:val="single" w:sz="4" w:color="D9D9D9"/>
               <w:bottom w:val="single" w:sz="4" w:color="D9D9D9"/>
-              <w:left w:val="single" w:sz="4" w:color="D9D9D9"/>
               <w:right w:val="single" w:sz="4" w:color="D9D9D9"/>
             </w:tcBorders>
             <w:shd w:fill="FFFFFF"/>
             <w:tcMar>
               <w:top w:w="85" w:type="dxa"/>
+              <w:left w:w="85" w:type="dxa"/>
               <w:bottom w:w="85" w:type="dxa"/>
-              <w:left w:w="85" w:type="dxa"/>
               <w:right w:w="85" w:type="dxa"/>
             </w:tcMar>
           </w:tcPr>
@@ -823,15 +823,15 @@
             <w:tcW w:type="dxa" w:w="3858"/>
             <w:tcBorders>
               <w:top w:val="single" w:sz="4" w:color="D9D9D9"/>
+              <w:left w:val="single" w:sz="4" w:color="D9D9D9"/>
               <w:bottom w:val="single" w:sz="4" w:color="D9D9D9"/>
-              <w:left w:val="single" w:sz="4" w:color="D9D9D9"/>
               <w:right w:val="single" w:sz="4" w:color="D9D9D9"/>
             </w:tcBorders>
             <w:shd w:fill="F1F5F7"/>
             <w:tcMar>
               <w:top w:w="85" w:type="dxa"/>
+              <w:left w:w="85" w:type="dxa"/>
               <w:bottom w:w="85" w:type="dxa"/>
-              <w:left w:w="85" w:type="dxa"/>
               <w:right w:w="85" w:type="dxa"/>
             </w:tcMar>
           </w:tcPr>
@@ -854,15 +854,15 @@
             <w:tcW w:type="dxa" w:w="1218"/>
             <w:tcBorders>
               <w:top w:val="single" w:sz="4" w:color="D9D9D9"/>
+              <w:left w:val="single" w:sz="4" w:color="D9D9D9"/>
               <w:bottom w:val="single" w:sz="4" w:color="D9D9D9"/>
-              <w:left w:val="single" w:sz="4" w:color="D9D9D9"/>
               <w:right w:val="single" w:sz="4" w:color="D9D9D9"/>
             </w:tcBorders>
             <w:shd w:fill="F1F5F7"/>
             <w:tcMar>
               <w:top w:w="85" w:type="dxa"/>
+              <w:left w:w="85" w:type="dxa"/>
               <w:bottom w:w="85" w:type="dxa"/>
-              <w:left w:w="85" w:type="dxa"/>
               <w:right w:w="85" w:type="dxa"/>
             </w:tcMar>
           </w:tcPr>
@@ -885,15 +885,15 @@
             <w:tcW w:type="dxa" w:w="5076"/>
             <w:tcBorders>
               <w:top w:val="single" w:sz="4" w:color="D9D9D9"/>
+              <w:left w:val="single" w:sz="4" w:color="D9D9D9"/>
               <w:bottom w:val="single" w:sz="4" w:color="D9D9D9"/>
-              <w:left w:val="single" w:sz="4" w:color="D9D9D9"/>
               <w:right w:val="single" w:sz="4" w:color="D9D9D9"/>
             </w:tcBorders>
             <w:shd w:fill="F1F5F7"/>
             <w:tcMar>
               <w:top w:w="85" w:type="dxa"/>
+              <w:left w:w="85" w:type="dxa"/>
               <w:bottom w:w="85" w:type="dxa"/>
-              <w:left w:w="85" w:type="dxa"/>
               <w:right w:w="85" w:type="dxa"/>
             </w:tcMar>
           </w:tcPr>
@@ -963,15 +963,15 @@
             <w:tcW w:type="dxa" w:w="2640"/>
             <w:tcBorders>
               <w:top w:val="single" w:sz="4" w:color="D9D9D9"/>
+              <w:left w:val="single" w:sz="4" w:color="D9D9D9"/>
               <w:bottom w:val="single" w:sz="4" w:color="D9D9D9"/>
-              <w:left w:val="single" w:sz="4" w:color="D9D9D9"/>
               <w:right w:val="single" w:sz="4" w:color="D9D9D9"/>
             </w:tcBorders>
             <w:shd w:fill="142D40"/>
             <w:tcMar>
               <w:top w:w="85" w:type="dxa"/>
+              <w:left w:w="85" w:type="dxa"/>
               <w:bottom w:w="85" w:type="dxa"/>
-              <w:left w:w="85" w:type="dxa"/>
               <w:right w:w="85" w:type="dxa"/>
             </w:tcMar>
           </w:tcPr>
@@ -994,15 +994,15 @@
             <w:tcW w:type="dxa" w:w="1421"/>
             <w:tcBorders>
               <w:top w:val="single" w:sz="4" w:color="D9D9D9"/>
+              <w:left w:val="single" w:sz="4" w:color="D9D9D9"/>
               <w:bottom w:val="single" w:sz="4" w:color="D9D9D9"/>
-              <w:left w:val="single" w:sz="4" w:color="D9D9D9"/>
               <w:right w:val="single" w:sz="4" w:color="D9D9D9"/>
             </w:tcBorders>
             <w:shd w:fill="142D40"/>
             <w:tcMar>
               <w:top w:w="85" w:type="dxa"/>
+              <w:left w:w="85" w:type="dxa"/>
               <w:bottom w:w="85" w:type="dxa"/>
-              <w:left w:w="85" w:type="dxa"/>
               <w:right w:w="85" w:type="dxa"/>
             </w:tcMar>
           </w:tcPr>
@@ -1025,15 +1025,15 @@
             <w:tcW w:type="dxa" w:w="1421"/>
             <w:tcBorders>
               <w:top w:val="single" w:sz="4" w:color="D9D9D9"/>
+              <w:left w:val="single" w:sz="4" w:color="D9D9D9"/>
               <w:bottom w:val="single" w:sz="4" w:color="D9D9D9"/>
-              <w:left w:val="single" w:sz="4" w:color="D9D9D9"/>
               <w:right w:val="single" w:sz="4" w:color="D9D9D9"/>
             </w:tcBorders>
             <w:shd w:fill="142D40"/>
             <w:tcMar>
               <w:top w:w="85" w:type="dxa"/>
+              <w:left w:w="85" w:type="dxa"/>
               <w:bottom w:w="85" w:type="dxa"/>
-              <w:left w:w="85" w:type="dxa"/>
               <w:right w:w="85" w:type="dxa"/>
             </w:tcMar>
           </w:tcPr>
@@ -1056,15 +1056,15 @@
             <w:tcW w:type="dxa" w:w="4670"/>
             <w:tcBorders>
               <w:top w:val="single" w:sz="4" w:color="D9D9D9"/>
+              <w:left w:val="single" w:sz="4" w:color="D9D9D9"/>
               <w:bottom w:val="single" w:sz="4" w:color="D9D9D9"/>
-              <w:left w:val="single" w:sz="4" w:color="D9D9D9"/>
               <w:right w:val="single" w:sz="4" w:color="D9D9D9"/>
             </w:tcBorders>
             <w:shd w:fill="142D40"/>
             <w:tcMar>
               <w:top w:w="85" w:type="dxa"/>
+              <w:left w:w="85" w:type="dxa"/>
               <w:bottom w:w="85" w:type="dxa"/>
-              <w:left w:w="85" w:type="dxa"/>
               <w:right w:w="85" w:type="dxa"/>
             </w:tcMar>
           </w:tcPr>
@@ -1089,15 +1089,15 @@
             <w:tcW w:type="dxa" w:w="2640"/>
             <w:tcBorders>
               <w:top w:val="single" w:sz="4" w:color="D9D9D9"/>
+              <w:left w:val="single" w:sz="4" w:color="D9D9D9"/>
               <w:bottom w:val="single" w:sz="4" w:color="D9D9D9"/>
-              <w:left w:val="single" w:sz="4" w:color="D9D9D9"/>
               <w:right w:val="single" w:sz="4" w:color="D9D9D9"/>
             </w:tcBorders>
             <w:shd w:fill="FFFFFF"/>
             <w:tcMar>
               <w:top w:w="85" w:type="dxa"/>
+              <w:left w:w="85" w:type="dxa"/>
               <w:bottom w:w="85" w:type="dxa"/>
-              <w:left w:w="85" w:type="dxa"/>
               <w:right w:w="85" w:type="dxa"/>
             </w:tcMar>
           </w:tcPr>
@@ -1120,15 +1120,15 @@
             <w:tcW w:type="dxa" w:w="1421"/>
             <w:tcBorders>
               <w:top w:val="single" w:sz="4" w:color="D9D9D9"/>
+              <w:left w:val="single" w:sz="4" w:color="D9D9D9"/>
               <w:bottom w:val="single" w:sz="4" w:color="D9D9D9"/>
-              <w:left w:val="single" w:sz="4" w:color="D9D9D9"/>
               <w:right w:val="single" w:sz="4" w:color="D9D9D9"/>
             </w:tcBorders>
             <w:shd w:fill="FFFFFF"/>
             <w:tcMar>
               <w:top w:w="85" w:type="dxa"/>
+              <w:left w:w="85" w:type="dxa"/>
               <w:bottom w:w="85" w:type="dxa"/>
-              <w:left w:w="85" w:type="dxa"/>
               <w:right w:w="85" w:type="dxa"/>
             </w:tcMar>
           </w:tcPr>
@@ -1151,15 +1151,15 @@
             <w:tcW w:type="dxa" w:w="1421"/>
             <w:tcBorders>
               <w:top w:val="single" w:sz="4" w:color="D9D9D9"/>
+              <w:left w:val="single" w:sz="4" w:color="D9D9D9"/>
               <w:bottom w:val="single" w:sz="4" w:color="D9D9D9"/>
-              <w:left w:val="single" w:sz="4" w:color="D9D9D9"/>
               <w:right w:val="single" w:sz="4" w:color="D9D9D9"/>
             </w:tcBorders>
             <w:shd w:fill="FFFFFF"/>
             <w:tcMar>
               <w:top w:w="85" w:type="dxa"/>
+              <w:left w:w="85" w:type="dxa"/>
               <w:bottom w:w="85" w:type="dxa"/>
-              <w:left w:w="85" w:type="dxa"/>
               <w:right w:w="85" w:type="dxa"/>
             </w:tcMar>
           </w:tcPr>
@@ -1182,15 +1182,15 @@
             <w:tcW w:type="dxa" w:w="4670"/>
             <w:tcBorders>
               <w:top w:val="single" w:sz="4" w:color="D9D9D9"/>
+              <w:left w:val="single" w:sz="4" w:color="D9D9D9"/>
               <w:bottom w:val="single" w:sz="4" w:color="D9D9D9"/>
-              <w:left w:val="single" w:sz="4" w:color="D9D9D9"/>
               <w:right w:val="single" w:sz="4" w:color="D9D9D9"/>
             </w:tcBorders>
             <w:shd w:fill="FFFFFF"/>
             <w:tcMar>
               <w:top w:w="85" w:type="dxa"/>
+              <w:left w:w="85" w:type="dxa"/>
               <w:bottom w:w="85" w:type="dxa"/>
-              <w:left w:w="85" w:type="dxa"/>
               <w:right w:w="85" w:type="dxa"/>
             </w:tcMar>
           </w:tcPr>
@@ -1215,15 +1215,15 @@
             <w:tcW w:type="dxa" w:w="2640"/>
             <w:tcBorders>
               <w:top w:val="single" w:sz="4" w:color="D9D9D9"/>
+              <w:left w:val="single" w:sz="4" w:color="D9D9D9"/>
               <w:bottom w:val="single" w:sz="4" w:color="D9D9D9"/>
-              <w:left w:val="single" w:sz="4" w:color="D9D9D9"/>
               <w:right w:val="single" w:sz="4" w:color="D9D9D9"/>
             </w:tcBorders>
             <w:shd w:fill="F1F5F7"/>
             <w:tcMar>
               <w:top w:w="85" w:type="dxa"/>
+              <w:left w:w="85" w:type="dxa"/>
               <w:bottom w:w="85" w:type="dxa"/>
-              <w:left w:w="85" w:type="dxa"/>
               <w:right w:w="85" w:type="dxa"/>
             </w:tcMar>
           </w:tcPr>
@@ -1246,15 +1246,15 @@
             <w:tcW w:type="dxa" w:w="1421"/>
             <w:tcBorders>
               <w:top w:val="single" w:sz="4" w:color="D9D9D9"/>
+              <w:left w:val="single" w:sz="4" w:color="D9D9D9"/>
               <w:bottom w:val="single" w:sz="4" w:color="D9D9D9"/>
-              <w:left w:val="single" w:sz="4" w:color="D9D9D9"/>
               <w:right w:val="single" w:sz="4" w:color="D9D9D9"/>
             </w:tcBorders>
             <w:shd w:fill="F1F5F7"/>
             <w:tcMar>
               <w:top w:w="85" w:type="dxa"/>
+              <w:left w:w="85" w:type="dxa"/>
               <w:bottom w:w="85" w:type="dxa"/>
-              <w:left w:w="85" w:type="dxa"/>
               <w:right w:w="85" w:type="dxa"/>
             </w:tcMar>
           </w:tcPr>
@@ -1277,15 +1277,15 @@
             <w:tcW w:type="dxa" w:w="1421"/>
             <w:tcBorders>
               <w:top w:val="single" w:sz="4" w:color="D9D9D9"/>
+              <w:left w:val="single" w:sz="4" w:color="D9D9D9"/>
               <w:bottom w:val="single" w:sz="4" w:color="D9D9D9"/>
-              <w:left w:val="single" w:sz="4" w:color="D9D9D9"/>
               <w:right w:val="single" w:sz="4" w:color="D9D9D9"/>
             </w:tcBorders>
             <w:shd w:fill="F1F5F7"/>
             <w:tcMar>
               <w:top w:w="85" w:type="dxa"/>
+              <w:left w:w="85" w:type="dxa"/>
               <w:bottom w:w="85" w:type="dxa"/>
-              <w:left w:w="85" w:type="dxa"/>
               <w:right w:w="85" w:type="dxa"/>
             </w:tcMar>
           </w:tcPr>
@@ -1308,15 +1308,15 @@
             <w:tcW w:type="dxa" w:w="4670"/>
             <w:tcBorders>
               <w:top w:val="single" w:sz="4" w:color="D9D9D9"/>
+              <w:left w:val="single" w:sz="4" w:color="D9D9D9"/>
               <w:bottom w:val="single" w:sz="4" w:color="D9D9D9"/>
-              <w:left w:val="single" w:sz="4" w:color="D9D9D9"/>
               <w:right w:val="single" w:sz="4" w:color="D9D9D9"/>
             </w:tcBorders>
             <w:shd w:fill="F1F5F7"/>
             <w:tcMar>
               <w:top w:w="85" w:type="dxa"/>
+              <w:left w:w="85" w:type="dxa"/>
               <w:bottom w:w="85" w:type="dxa"/>
-              <w:left w:w="85" w:type="dxa"/>
               <w:right w:w="85" w:type="dxa"/>
             </w:tcMar>
           </w:tcPr>
@@ -1341,15 +1341,15 @@
             <w:tcW w:type="dxa" w:w="2640"/>
             <w:tcBorders>
               <w:top w:val="single" w:sz="4" w:color="D9D9D9"/>
+              <w:left w:val="single" w:sz="4" w:color="D9D9D9"/>
               <w:bottom w:val="single" w:sz="4" w:color="D9D9D9"/>
-              <w:left w:val="single" w:sz="4" w:color="D9D9D9"/>
               <w:right w:val="single" w:sz="4" w:color="D9D9D9"/>
             </w:tcBorders>
             <w:shd w:fill="FFFFFF"/>
             <w:tcMar>
               <w:top w:w="85" w:type="dxa"/>
+              <w:left w:w="85" w:type="dxa"/>
               <w:bottom w:w="85" w:type="dxa"/>
-              <w:left w:w="85" w:type="dxa"/>
               <w:right w:w="85" w:type="dxa"/>
             </w:tcMar>
           </w:tcPr>
@@ -1372,15 +1372,15 @@
             <w:tcW w:type="dxa" w:w="1421"/>
             <w:tcBorders>
               <w:top w:val="single" w:sz="4" w:color="D9D9D9"/>
+              <w:left w:val="single" w:sz="4" w:color="D9D9D9"/>
               <w:bottom w:val="single" w:sz="4" w:color="D9D9D9"/>
-              <w:left w:val="single" w:sz="4" w:color="D9D9D9"/>
               <w:right w:val="single" w:sz="4" w:color="D9D9D9"/>
             </w:tcBorders>
             <w:shd w:fill="FFFFFF"/>
             <w:tcMar>
               <w:top w:w="85" w:type="dxa"/>
+              <w:left w:w="85" w:type="dxa"/>
               <w:bottom w:w="85" w:type="dxa"/>
-              <w:left w:w="85" w:type="dxa"/>
               <w:right w:w="85" w:type="dxa"/>
             </w:tcMar>
           </w:tcPr>
@@ -1403,15 +1403,15 @@
             <w:tcW w:type="dxa" w:w="1421"/>
             <w:tcBorders>
               <w:top w:val="single" w:sz="4" w:color="D9D9D9"/>
+              <w:left w:val="single" w:sz="4" w:color="D9D9D9"/>
               <w:bottom w:val="single" w:sz="4" w:color="D9D9D9"/>
-              <w:left w:val="single" w:sz="4" w:color="D9D9D9"/>
               <w:right w:val="single" w:sz="4" w:color="D9D9D9"/>
             </w:tcBorders>
             <w:shd w:fill="FFFFFF"/>
             <w:tcMar>
               <w:top w:w="85" w:type="dxa"/>
+              <w:left w:w="85" w:type="dxa"/>
               <w:bottom w:w="85" w:type="dxa"/>
-              <w:left w:w="85" w:type="dxa"/>
               <w:right w:w="85" w:type="dxa"/>
             </w:tcMar>
           </w:tcPr>
@@ -1434,15 +1434,15 @@
             <w:tcW w:type="dxa" w:w="4670"/>
             <w:tcBorders>
               <w:top w:val="single" w:sz="4" w:color="D9D9D9"/>
+              <w:left w:val="single" w:sz="4" w:color="D9D9D9"/>
               <w:bottom w:val="single" w:sz="4" w:color="D9D9D9"/>
-              <w:left w:val="single" w:sz="4" w:color="D9D9D9"/>
               <w:right w:val="single" w:sz="4" w:color="D9D9D9"/>
             </w:tcBorders>
             <w:shd w:fill="FFFFFF"/>
             <w:tcMar>
               <w:top w:w="85" w:type="dxa"/>
+              <w:left w:w="85" w:type="dxa"/>
               <w:bottom w:w="85" w:type="dxa"/>
-              <w:left w:w="85" w:type="dxa"/>
               <w:right w:w="85" w:type="dxa"/>
             </w:tcMar>
           </w:tcPr>
@@ -1467,15 +1467,15 @@
             <w:tcW w:type="dxa" w:w="2640"/>
             <w:tcBorders>
               <w:top w:val="single" w:sz="4" w:color="D9D9D9"/>
+              <w:left w:val="single" w:sz="4" w:color="D9D9D9"/>
               <w:bottom w:val="single" w:sz="4" w:color="D9D9D9"/>
-              <w:left w:val="single" w:sz="4" w:color="D9D9D9"/>
               <w:right w:val="single" w:sz="4" w:color="D9D9D9"/>
             </w:tcBorders>
             <w:shd w:fill="F1F5F7"/>
             <w:tcMar>
               <w:top w:w="85" w:type="dxa"/>
+              <w:left w:w="85" w:type="dxa"/>
               <w:bottom w:w="85" w:type="dxa"/>
-              <w:left w:w="85" w:type="dxa"/>
               <w:right w:w="85" w:type="dxa"/>
             </w:tcMar>
           </w:tcPr>
@@ -1498,15 +1498,15 @@
             <w:tcW w:type="dxa" w:w="1421"/>
             <w:tcBorders>
               <w:top w:val="single" w:sz="4" w:color="D9D9D9"/>
+              <w:left w:val="single" w:sz="4" w:color="D9D9D9"/>
               <w:bottom w:val="single" w:sz="4" w:color="D9D9D9"/>
-              <w:left w:val="single" w:sz="4" w:color="D9D9D9"/>
               <w:right w:val="single" w:sz="4" w:color="D9D9D9"/>
             </w:tcBorders>
             <w:shd w:fill="F1F5F7"/>
             <w:tcMar>
               <w:top w:w="85" w:type="dxa"/>
+              <w:left w:w="85" w:type="dxa"/>
               <w:bottom w:w="85" w:type="dxa"/>
-              <w:left w:w="85" w:type="dxa"/>
               <w:right w:w="85" w:type="dxa"/>
             </w:tcMar>
           </w:tcPr>
@@ -1529,15 +1529,15 @@
             <w:tcW w:type="dxa" w:w="1421"/>
             <w:tcBorders>
               <w:top w:val="single" w:sz="4" w:color="D9D9D9"/>
+              <w:left w:val="single" w:sz="4" w:color="D9D9D9"/>
               <w:bottom w:val="single" w:sz="4" w:color="D9D9D9"/>
-              <w:left w:val="single" w:sz="4" w:color="D9D9D9"/>
               <w:right w:val="single" w:sz="4" w:color="D9D9D9"/>
             </w:tcBorders>
             <w:shd w:fill="F1F5F7"/>
             <w:tcMar>
               <w:top w:w="85" w:type="dxa"/>
+              <w:left w:w="85" w:type="dxa"/>
               <w:bottom w:w="85" w:type="dxa"/>
-              <w:left w:w="85" w:type="dxa"/>
               <w:right w:w="85" w:type="dxa"/>
             </w:tcMar>
           </w:tcPr>
@@ -1560,15 +1560,15 @@
             <w:tcW w:type="dxa" w:w="4670"/>
             <w:tcBorders>
               <w:top w:val="single" w:sz="4" w:color="D9D9D9"/>
+              <w:left w:val="single" w:sz="4" w:color="D9D9D9"/>
               <w:bottom w:val="single" w:sz="4" w:color="D9D9D9"/>
-              <w:left w:val="single" w:sz="4" w:color="D9D9D9"/>
               <w:right w:val="single" w:sz="4" w:color="D9D9D9"/>
             </w:tcBorders>
             <w:shd w:fill="F1F5F7"/>
             <w:tcMar>
               <w:top w:w="85" w:type="dxa"/>
+              <w:left w:w="85" w:type="dxa"/>
               <w:bottom w:w="85" w:type="dxa"/>
-              <w:left w:w="85" w:type="dxa"/>
               <w:right w:w="85" w:type="dxa"/>
             </w:tcMar>
           </w:tcPr>
@@ -1663,15 +1663,15 @@
             <w:tcW w:type="dxa" w:w="1624"/>
             <w:tcBorders>
               <w:top w:val="single" w:sz="4" w:color="D9D9D9"/>
+              <w:left w:val="single" w:sz="4" w:color="D9D9D9"/>
               <w:bottom w:val="single" w:sz="4" w:color="D9D9D9"/>
-              <w:left w:val="single" w:sz="4" w:color="D9D9D9"/>
               <w:right w:val="single" w:sz="4" w:color="D9D9D9"/>
             </w:tcBorders>
             <w:shd w:fill="142D40"/>
             <w:tcMar>
               <w:top w:w="85" w:type="dxa"/>
+              <w:left w:w="85" w:type="dxa"/>
               <w:bottom w:w="85" w:type="dxa"/>
-              <w:left w:w="85" w:type="dxa"/>
               <w:right w:w="85" w:type="dxa"/>
             </w:tcMar>
           </w:tcPr>
@@ -1694,15 +1694,15 @@
             <w:tcW w:type="dxa" w:w="3249"/>
             <w:tcBorders>
               <w:top w:val="single" w:sz="4" w:color="D9D9D9"/>
+              <w:left w:val="single" w:sz="4" w:color="D9D9D9"/>
               <w:bottom w:val="single" w:sz="4" w:color="D9D9D9"/>
-              <w:left w:val="single" w:sz="4" w:color="D9D9D9"/>
               <w:right w:val="single" w:sz="4" w:color="D9D9D9"/>
             </w:tcBorders>
             <w:shd w:fill="142D40"/>
             <w:tcMar>
               <w:top w:w="85" w:type="dxa"/>
+              <w:left w:w="85" w:type="dxa"/>
               <w:bottom w:w="85" w:type="dxa"/>
-              <w:left w:w="85" w:type="dxa"/>
               <w:right w:w="85" w:type="dxa"/>
             </w:tcMar>
           </w:tcPr>
@@ -1725,15 +1725,15 @@
             <w:tcW w:type="dxa" w:w="5279"/>
             <w:tcBorders>
               <w:top w:val="single" w:sz="4" w:color="D9D9D9"/>
+              <w:left w:val="single" w:sz="4" w:color="D9D9D9"/>
               <w:bottom w:val="single" w:sz="4" w:color="D9D9D9"/>
-              <w:left w:val="single" w:sz="4" w:color="D9D9D9"/>
               <w:right w:val="single" w:sz="4" w:color="D9D9D9"/>
             </w:tcBorders>
             <w:shd w:fill="142D40"/>
             <w:tcMar>
               <w:top w:w="85" w:type="dxa"/>
+              <w:left w:w="85" w:type="dxa"/>
               <w:bottom w:w="85" w:type="dxa"/>
-              <w:left w:w="85" w:type="dxa"/>
               <w:right w:w="85" w:type="dxa"/>
             </w:tcMar>
           </w:tcPr>
@@ -1758,15 +1758,15 @@
             <w:tcW w:type="dxa" w:w="1624"/>
             <w:tcBorders>
               <w:top w:val="single" w:sz="4" w:color="D9D9D9"/>
+              <w:left w:val="single" w:sz="4" w:color="D9D9D9"/>
               <w:bottom w:val="single" w:sz="4" w:color="D9D9D9"/>
-              <w:left w:val="single" w:sz="4" w:color="D9D9D9"/>
               <w:right w:val="single" w:sz="4" w:color="D9D9D9"/>
             </w:tcBorders>
             <w:shd w:fill="FFFFFF"/>
             <w:tcMar>
               <w:top w:w="85" w:type="dxa"/>
+              <w:left w:w="85" w:type="dxa"/>
               <w:bottom w:w="85" w:type="dxa"/>
-              <w:left w:w="85" w:type="dxa"/>
               <w:right w:w="85" w:type="dxa"/>
             </w:tcMar>
           </w:tcPr>
@@ -1789,15 +1789,15 @@
             <w:tcW w:type="dxa" w:w="3249"/>
             <w:tcBorders>
               <w:top w:val="single" w:sz="4" w:color="D9D9D9"/>
+              <w:left w:val="single" w:sz="4" w:color="D9D9D9"/>
               <w:bottom w:val="single" w:sz="4" w:color="D9D9D9"/>
-              <w:left w:val="single" w:sz="4" w:color="D9D9D9"/>
               <w:right w:val="single" w:sz="4" w:color="D9D9D9"/>
             </w:tcBorders>
             <w:shd w:fill="FFFFFF"/>
             <w:tcMar>
               <w:top w:w="85" w:type="dxa"/>
+              <w:left w:w="85" w:type="dxa"/>
               <w:bottom w:w="85" w:type="dxa"/>
-              <w:left w:w="85" w:type="dxa"/>
               <w:right w:w="85" w:type="dxa"/>
             </w:tcMar>
           </w:tcPr>
@@ -1820,15 +1820,15 @@
             <w:tcW w:type="dxa" w:w="5279"/>
             <w:tcBorders>
               <w:top w:val="single" w:sz="4" w:color="D9D9D9"/>
+              <w:left w:val="single" w:sz="4" w:color="D9D9D9"/>
               <w:bottom w:val="single" w:sz="4" w:color="D9D9D9"/>
-              <w:left w:val="single" w:sz="4" w:color="D9D9D9"/>
               <w:right w:val="single" w:sz="4" w:color="D9D9D9"/>
             </w:tcBorders>
             <w:shd w:fill="FFFFFF"/>
             <w:tcMar>
               <w:top w:w="85" w:type="dxa"/>
+              <w:left w:w="85" w:type="dxa"/>
               <w:bottom w:w="85" w:type="dxa"/>
-              <w:left w:w="85" w:type="dxa"/>
               <w:right w:w="85" w:type="dxa"/>
             </w:tcMar>
           </w:tcPr>
@@ -1853,15 +1853,15 @@
             <w:tcW w:type="dxa" w:w="1624"/>
             <w:tcBorders>
               <w:top w:val="single" w:sz="4" w:color="D9D9D9"/>
+              <w:left w:val="single" w:sz="4" w:color="D9D9D9"/>
               <w:bottom w:val="single" w:sz="4" w:color="D9D9D9"/>
-              <w:left w:val="single" w:sz="4" w:color="D9D9D9"/>
               <w:right w:val="single" w:sz="4" w:color="D9D9D9"/>
             </w:tcBorders>
             <w:shd w:fill="F1F5F7"/>
             <w:tcMar>
               <w:top w:w="85" w:type="dxa"/>
+              <w:left w:w="85" w:type="dxa"/>
               <w:bottom w:w="85" w:type="dxa"/>
-              <w:left w:w="85" w:type="dxa"/>
               <w:right w:w="85" w:type="dxa"/>
             </w:tcMar>
           </w:tcPr>
@@ -1884,15 +1884,15 @@
             <w:tcW w:type="dxa" w:w="3249"/>
             <w:tcBorders>
               <w:top w:val="single" w:sz="4" w:color="D9D9D9"/>
+              <w:left w:val="single" w:sz="4" w:color="D9D9D9"/>
               <w:bottom w:val="single" w:sz="4" w:color="D9D9D9"/>
-              <w:left w:val="single" w:sz="4" w:color="D9D9D9"/>
               <w:right w:val="single" w:sz="4" w:color="D9D9D9"/>
             </w:tcBorders>
             <w:shd w:fill="F1F5F7"/>
             <w:tcMar>
               <w:top w:w="85" w:type="dxa"/>
+              <w:left w:w="85" w:type="dxa"/>
               <w:bottom w:w="85" w:type="dxa"/>
-              <w:left w:w="85" w:type="dxa"/>
               <w:right w:w="85" w:type="dxa"/>
             </w:tcMar>
           </w:tcPr>
@@ -1915,15 +1915,15 @@
             <w:tcW w:type="dxa" w:w="5279"/>
             <w:tcBorders>
               <w:top w:val="single" w:sz="4" w:color="D9D9D9"/>
+              <w:left w:val="single" w:sz="4" w:color="D9D9D9"/>
               <w:bottom w:val="single" w:sz="4" w:color="D9D9D9"/>
-              <w:left w:val="single" w:sz="4" w:color="D9D9D9"/>
               <w:right w:val="single" w:sz="4" w:color="D9D9D9"/>
             </w:tcBorders>
             <w:shd w:fill="F1F5F7"/>
             <w:tcMar>
               <w:top w:w="85" w:type="dxa"/>
+              <w:left w:w="85" w:type="dxa"/>
               <w:bottom w:w="85" w:type="dxa"/>
-              <w:left w:w="85" w:type="dxa"/>
               <w:right w:w="85" w:type="dxa"/>
             </w:tcMar>
           </w:tcPr>
@@ -1948,15 +1948,15 @@
             <w:tcW w:type="dxa" w:w="1624"/>
             <w:tcBorders>
               <w:top w:val="single" w:sz="4" w:color="D9D9D9"/>
+              <w:left w:val="single" w:sz="4" w:color="D9D9D9"/>
               <w:bottom w:val="single" w:sz="4" w:color="D9D9D9"/>
-              <w:left w:val="single" w:sz="4" w:color="D9D9D9"/>
               <w:right w:val="single" w:sz="4" w:color="D9D9D9"/>
             </w:tcBorders>
             <w:shd w:fill="FFFFFF"/>
             <w:tcMar>
               <w:top w:w="85" w:type="dxa"/>
+              <w:left w:w="85" w:type="dxa"/>
               <w:bottom w:w="85" w:type="dxa"/>
-              <w:left w:w="85" w:type="dxa"/>
               <w:right w:w="85" w:type="dxa"/>
             </w:tcMar>
           </w:tcPr>
@@ -1979,15 +1979,15 @@
             <w:tcW w:type="dxa" w:w="3249"/>
             <w:tcBorders>
               <w:top w:val="single" w:sz="4" w:color="D9D9D9"/>
+              <w:left w:val="single" w:sz="4" w:color="D9D9D9"/>
               <w:bottom w:val="single" w:sz="4" w:color="D9D9D9"/>
-              <w:left w:val="single" w:sz="4" w:color="D9D9D9"/>
               <w:right w:val="single" w:sz="4" w:color="D9D9D9"/>
             </w:tcBorders>
             <w:shd w:fill="FFFFFF"/>
             <w:tcMar>
               <w:top w:w="85" w:type="dxa"/>
+              <w:left w:w="85" w:type="dxa"/>
               <w:bottom w:w="85" w:type="dxa"/>
-              <w:left w:w="85" w:type="dxa"/>
               <w:right w:w="85" w:type="dxa"/>
             </w:tcMar>
           </w:tcPr>
@@ -2010,15 +2010,15 @@
             <w:tcW w:type="dxa" w:w="5279"/>
             <w:tcBorders>
               <w:top w:val="single" w:sz="4" w:color="D9D9D9"/>
+              <w:left w:val="single" w:sz="4" w:color="D9D9D9"/>
               <w:bottom w:val="single" w:sz="4" w:color="D9D9D9"/>
-              <w:left w:val="single" w:sz="4" w:color="D9D9D9"/>
               <w:right w:val="single" w:sz="4" w:color="D9D9D9"/>
             </w:tcBorders>
             <w:shd w:fill="FFFFFF"/>
             <w:tcMar>
               <w:top w:w="85" w:type="dxa"/>
+              <w:left w:w="85" w:type="dxa"/>
               <w:bottom w:w="85" w:type="dxa"/>
-              <w:left w:w="85" w:type="dxa"/>
               <w:right w:w="85" w:type="dxa"/>
             </w:tcMar>
           </w:tcPr>
@@ -2043,15 +2043,15 @@
             <w:tcW w:type="dxa" w:w="1624"/>
             <w:tcBorders>
               <w:top w:val="single" w:sz="4" w:color="D9D9D9"/>
+              <w:left w:val="single" w:sz="4" w:color="D9D9D9"/>
               <w:bottom w:val="single" w:sz="4" w:color="D9D9D9"/>
-              <w:left w:val="single" w:sz="4" w:color="D9D9D9"/>
               <w:right w:val="single" w:sz="4" w:color="D9D9D9"/>
             </w:tcBorders>
             <w:shd w:fill="F1F5F7"/>
             <w:tcMar>
               <w:top w:w="85" w:type="dxa"/>
+              <w:left w:w="85" w:type="dxa"/>
               <w:bottom w:w="85" w:type="dxa"/>
-              <w:left w:w="85" w:type="dxa"/>
               <w:right w:w="85" w:type="dxa"/>
             </w:tcMar>
           </w:tcPr>
@@ -2074,15 +2074,15 @@
             <w:tcW w:type="dxa" w:w="3249"/>
             <w:tcBorders>
               <w:top w:val="single" w:sz="4" w:color="D9D9D9"/>
+              <w:left w:val="single" w:sz="4" w:color="D9D9D9"/>
               <w:bottom w:val="single" w:sz="4" w:color="D9D9D9"/>
-              <w:left w:val="single" w:sz="4" w:color="D9D9D9"/>
               <w:right w:val="single" w:sz="4" w:color="D9D9D9"/>
             </w:tcBorders>
             <w:shd w:fill="F1F5F7"/>
             <w:tcMar>
               <w:top w:w="85" w:type="dxa"/>
+              <w:left w:w="85" w:type="dxa"/>
               <w:bottom w:w="85" w:type="dxa"/>
-              <w:left w:w="85" w:type="dxa"/>
               <w:right w:w="85" w:type="dxa"/>
             </w:tcMar>
           </w:tcPr>
@@ -2105,15 +2105,15 @@
             <w:tcW w:type="dxa" w:w="5279"/>
             <w:tcBorders>
               <w:top w:val="single" w:sz="4" w:color="D9D9D9"/>
+              <w:left w:val="single" w:sz="4" w:color="D9D9D9"/>
               <w:bottom w:val="single" w:sz="4" w:color="D9D9D9"/>
-              <w:left w:val="single" w:sz="4" w:color="D9D9D9"/>
               <w:right w:val="single" w:sz="4" w:color="D9D9D9"/>
             </w:tcBorders>
             <w:shd w:fill="F1F5F7"/>
             <w:tcMar>
               <w:top w:w="85" w:type="dxa"/>
+              <w:left w:w="85" w:type="dxa"/>
               <w:bottom w:w="85" w:type="dxa"/>
-              <w:left w:w="85" w:type="dxa"/>
               <w:right w:w="85" w:type="dxa"/>
             </w:tcMar>
           </w:tcPr>
@@ -2138,15 +2138,15 @@
             <w:tcW w:type="dxa" w:w="1624"/>
             <w:tcBorders>
               <w:top w:val="single" w:sz="4" w:color="D9D9D9"/>
+              <w:left w:val="single" w:sz="4" w:color="D9D9D9"/>
               <w:bottom w:val="single" w:sz="4" w:color="D9D9D9"/>
-              <w:left w:val="single" w:sz="4" w:color="D9D9D9"/>
               <w:right w:val="single" w:sz="4" w:color="D9D9D9"/>
             </w:tcBorders>
             <w:shd w:fill="FFFFFF"/>
             <w:tcMar>
               <w:top w:w="85" w:type="dxa"/>
+              <w:left w:w="85" w:type="dxa"/>
               <w:bottom w:w="85" w:type="dxa"/>
-              <w:left w:w="85" w:type="dxa"/>
               <w:right w:w="85" w:type="dxa"/>
             </w:tcMar>
           </w:tcPr>
@@ -2169,15 +2169,15 @@
             <w:tcW w:type="dxa" w:w="3249"/>
             <w:tcBorders>
               <w:top w:val="single" w:sz="4" w:color="D9D9D9"/>
+              <w:left w:val="single" w:sz="4" w:color="D9D9D9"/>
               <w:bottom w:val="single" w:sz="4" w:color="D9D9D9"/>
-              <w:left w:val="single" w:sz="4" w:color="D9D9D9"/>
               <w:right w:val="single" w:sz="4" w:color="D9D9D9"/>
             </w:tcBorders>
             <w:shd w:fill="FFFFFF"/>
             <w:tcMar>
               <w:top w:w="85" w:type="dxa"/>
+              <w:left w:w="85" w:type="dxa"/>
               <w:bottom w:w="85" w:type="dxa"/>
-              <w:left w:w="85" w:type="dxa"/>
               <w:right w:w="85" w:type="dxa"/>
             </w:tcMar>
           </w:tcPr>
@@ -2200,15 +2200,15 @@
             <w:tcW w:type="dxa" w:w="5279"/>
             <w:tcBorders>
               <w:top w:val="single" w:sz="4" w:color="D9D9D9"/>
+              <w:left w:val="single" w:sz="4" w:color="D9D9D9"/>
               <w:bottom w:val="single" w:sz="4" w:color="D9D9D9"/>
-              <w:left w:val="single" w:sz="4" w:color="D9D9D9"/>
               <w:right w:val="single" w:sz="4" w:color="D9D9D9"/>
             </w:tcBorders>
             <w:shd w:fill="FFFFFF"/>
             <w:tcMar>
               <w:top w:w="85" w:type="dxa"/>
+              <w:left w:w="85" w:type="dxa"/>
               <w:bottom w:w="85" w:type="dxa"/>
-              <w:left w:w="85" w:type="dxa"/>
               <w:right w:w="85" w:type="dxa"/>
             </w:tcMar>
           </w:tcPr>
@@ -2233,15 +2233,15 @@
             <w:tcW w:type="dxa" w:w="1624"/>
             <w:tcBorders>
               <w:top w:val="single" w:sz="4" w:color="D9D9D9"/>
+              <w:left w:val="single" w:sz="4" w:color="D9D9D9"/>
               <w:bottom w:val="single" w:sz="4" w:color="D9D9D9"/>
-              <w:left w:val="single" w:sz="4" w:color="D9D9D9"/>
               <w:right w:val="single" w:sz="4" w:color="D9D9D9"/>
             </w:tcBorders>
             <w:shd w:fill="F1F5F7"/>
             <w:tcMar>
               <w:top w:w="85" w:type="dxa"/>
+              <w:left w:w="85" w:type="dxa"/>
               <w:bottom w:w="85" w:type="dxa"/>
-              <w:left w:w="85" w:type="dxa"/>
               <w:right w:w="85" w:type="dxa"/>
             </w:tcMar>
           </w:tcPr>
@@ -2264,15 +2264,15 @@
             <w:tcW w:type="dxa" w:w="3249"/>
             <w:tcBorders>
               <w:top w:val="single" w:sz="4" w:color="D9D9D9"/>
+              <w:left w:val="single" w:sz="4" w:color="D9D9D9"/>
               <w:bottom w:val="single" w:sz="4" w:color="D9D9D9"/>
-              <w:left w:val="single" w:sz="4" w:color="D9D9D9"/>
               <w:right w:val="single" w:sz="4" w:color="D9D9D9"/>
             </w:tcBorders>
             <w:shd w:fill="F1F5F7"/>
             <w:tcMar>
               <w:top w:w="85" w:type="dxa"/>
+              <w:left w:w="85" w:type="dxa"/>
               <w:bottom w:w="85" w:type="dxa"/>
-              <w:left w:w="85" w:type="dxa"/>
               <w:right w:w="85" w:type="dxa"/>
             </w:tcMar>
           </w:tcPr>
@@ -2295,15 +2295,15 @@
             <w:tcW w:type="dxa" w:w="5279"/>
             <w:tcBorders>
               <w:top w:val="single" w:sz="4" w:color="D9D9D9"/>
+              <w:left w:val="single" w:sz="4" w:color="D9D9D9"/>
               <w:bottom w:val="single" w:sz="4" w:color="D9D9D9"/>
-              <w:left w:val="single" w:sz="4" w:color="D9D9D9"/>
               <w:right w:val="single" w:sz="4" w:color="D9D9D9"/>
             </w:tcBorders>
             <w:shd w:fill="F1F5F7"/>
             <w:tcMar>
               <w:top w:w="85" w:type="dxa"/>
+              <w:left w:w="85" w:type="dxa"/>
               <w:bottom w:w="85" w:type="dxa"/>
-              <w:left w:w="85" w:type="dxa"/>
               <w:right w:w="85" w:type="dxa"/>
             </w:tcMar>
           </w:tcPr>
@@ -2328,15 +2328,15 @@
             <w:tcW w:type="dxa" w:w="1624"/>
             <w:tcBorders>
               <w:top w:val="single" w:sz="4" w:color="D9D9D9"/>
+              <w:left w:val="single" w:sz="4" w:color="D9D9D9"/>
               <w:bottom w:val="single" w:sz="4" w:color="D9D9D9"/>
-              <w:left w:val="single" w:sz="4" w:color="D9D9D9"/>
               <w:right w:val="single" w:sz="4" w:color="D9D9D9"/>
             </w:tcBorders>
             <w:shd w:fill="FFFFFF"/>
             <w:tcMar>
               <w:top w:w="85" w:type="dxa"/>
+              <w:left w:w="85" w:type="dxa"/>
               <w:bottom w:w="85" w:type="dxa"/>
-              <w:left w:w="85" w:type="dxa"/>
               <w:right w:w="85" w:type="dxa"/>
             </w:tcMar>
           </w:tcPr>
@@ -2359,15 +2359,15 @@
             <w:tcW w:type="dxa" w:w="3249"/>
             <w:tcBorders>
               <w:top w:val="single" w:sz="4" w:color="D9D9D9"/>
+              <w:left w:val="single" w:sz="4" w:color="D9D9D9"/>
               <w:bottom w:val="single" w:sz="4" w:color="D9D9D9"/>
-              <w:left w:val="single" w:sz="4" w:color="D9D9D9"/>
               <w:right w:val="single" w:sz="4" w:color="D9D9D9"/>
             </w:tcBorders>
             <w:shd w:fill="FFFFFF"/>
             <w:tcMar>
               <w:top w:w="85" w:type="dxa"/>
+              <w:left w:w="85" w:type="dxa"/>
               <w:bottom w:w="85" w:type="dxa"/>
-              <w:left w:w="85" w:type="dxa"/>
               <w:right w:w="85" w:type="dxa"/>
             </w:tcMar>
           </w:tcPr>
@@ -2390,15 +2390,15 @@
             <w:tcW w:type="dxa" w:w="5279"/>
             <w:tcBorders>
               <w:top w:val="single" w:sz="4" w:color="D9D9D9"/>
+              <w:left w:val="single" w:sz="4" w:color="D9D9D9"/>
               <w:bottom w:val="single" w:sz="4" w:color="D9D9D9"/>
-              <w:left w:val="single" w:sz="4" w:color="D9D9D9"/>
               <w:right w:val="single" w:sz="4" w:color="D9D9D9"/>
             </w:tcBorders>
             <w:shd w:fill="FFFFFF"/>
             <w:tcMar>
               <w:top w:w="85" w:type="dxa"/>
+              <w:left w:w="85" w:type="dxa"/>
               <w:bottom w:w="85" w:type="dxa"/>
-              <w:left w:w="85" w:type="dxa"/>
               <w:right w:w="85" w:type="dxa"/>
             </w:tcMar>
           </w:tcPr>
@@ -2423,15 +2423,15 @@
             <w:tcW w:type="dxa" w:w="1624"/>
             <w:tcBorders>
               <w:top w:val="single" w:sz="4" w:color="D9D9D9"/>
+              <w:left w:val="single" w:sz="4" w:color="D9D9D9"/>
               <w:bottom w:val="single" w:sz="4" w:color="D9D9D9"/>
-              <w:left w:val="single" w:sz="4" w:color="D9D9D9"/>
               <w:right w:val="single" w:sz="4" w:color="D9D9D9"/>
             </w:tcBorders>
             <w:shd w:fill="F1F5F7"/>
             <w:tcMar>
               <w:top w:w="85" w:type="dxa"/>
+              <w:left w:w="85" w:type="dxa"/>
               <w:bottom w:w="85" w:type="dxa"/>
-              <w:left w:w="85" w:type="dxa"/>
               <w:right w:w="85" w:type="dxa"/>
             </w:tcMar>
           </w:tcPr>
@@ -2454,15 +2454,15 @@
             <w:tcW w:type="dxa" w:w="3249"/>
             <w:tcBorders>
               <w:top w:val="single" w:sz="4" w:color="D9D9D9"/>
+              <w:left w:val="single" w:sz="4" w:color="D9D9D9"/>
               <w:bottom w:val="single" w:sz="4" w:color="D9D9D9"/>
-              <w:left w:val="single" w:sz="4" w:color="D9D9D9"/>
               <w:right w:val="single" w:sz="4" w:color="D9D9D9"/>
             </w:tcBorders>
             <w:shd w:fill="F1F5F7"/>
             <w:tcMar>
               <w:top w:w="85" w:type="dxa"/>
+              <w:left w:w="85" w:type="dxa"/>
               <w:bottom w:w="85" w:type="dxa"/>
-              <w:left w:w="85" w:type="dxa"/>
               <w:right w:w="85" w:type="dxa"/>
             </w:tcMar>
           </w:tcPr>
@@ -2485,15 +2485,15 @@
             <w:tcW w:type="dxa" w:w="5279"/>
             <w:tcBorders>
               <w:top w:val="single" w:sz="4" w:color="D9D9D9"/>
+              <w:left w:val="single" w:sz="4" w:color="D9D9D9"/>
               <w:bottom w:val="single" w:sz="4" w:color="D9D9D9"/>
-              <w:left w:val="single" w:sz="4" w:color="D9D9D9"/>
               <w:right w:val="single" w:sz="4" w:color="D9D9D9"/>
             </w:tcBorders>
             <w:shd w:fill="F1F5F7"/>
             <w:tcMar>
               <w:top w:w="85" w:type="dxa"/>
+              <w:left w:w="85" w:type="dxa"/>
               <w:bottom w:w="85" w:type="dxa"/>
-              <w:left w:w="85" w:type="dxa"/>
               <w:right w:w="85" w:type="dxa"/>
             </w:tcMar>
           </w:tcPr>
@@ -2558,15 +2558,15 @@
             <w:tcW w:type="dxa" w:w="2233"/>
             <w:tcBorders>
               <w:top w:val="single" w:sz="4" w:color="D9D9D9"/>
+              <w:left w:val="single" w:sz="4" w:color="D9D9D9"/>
               <w:bottom w:val="single" w:sz="4" w:color="D9D9D9"/>
-              <w:left w:val="single" w:sz="4" w:color="D9D9D9"/>
               <w:right w:val="single" w:sz="4" w:color="D9D9D9"/>
             </w:tcBorders>
             <w:shd w:fill="142D40"/>
             <w:tcMar>
               <w:top w:w="85" w:type="dxa"/>
+              <w:left w:w="85" w:type="dxa"/>
               <w:bottom w:w="85" w:type="dxa"/>
-              <w:left w:w="85" w:type="dxa"/>
               <w:right w:w="85" w:type="dxa"/>
             </w:tcMar>
           </w:tcPr>
@@ -2589,15 +2589,15 @@
             <w:tcW w:type="dxa" w:w="3249"/>
             <w:tcBorders>
               <w:top w:val="single" w:sz="4" w:color="D9D9D9"/>
+              <w:left w:val="single" w:sz="4" w:color="D9D9D9"/>
               <w:bottom w:val="single" w:sz="4" w:color="D9D9D9"/>
-              <w:left w:val="single" w:sz="4" w:color="D9D9D9"/>
               <w:right w:val="single" w:sz="4" w:color="D9D9D9"/>
             </w:tcBorders>
             <w:shd w:fill="142D40"/>
             <w:tcMar>
               <w:top w:w="85" w:type="dxa"/>
+              <w:left w:w="85" w:type="dxa"/>
               <w:bottom w:w="85" w:type="dxa"/>
-              <w:left w:w="85" w:type="dxa"/>
               <w:right w:w="85" w:type="dxa"/>
             </w:tcMar>
           </w:tcPr>
@@ -2620,15 +2620,15 @@
             <w:tcW w:type="dxa" w:w="4670"/>
             <w:tcBorders>
               <w:top w:val="single" w:sz="4" w:color="D9D9D9"/>
+              <w:left w:val="single" w:sz="4" w:color="D9D9D9"/>
               <w:bottom w:val="single" w:sz="4" w:color="D9D9D9"/>
-              <w:left w:val="single" w:sz="4" w:color="D9D9D9"/>
               <w:right w:val="single" w:sz="4" w:color="D9D9D9"/>
             </w:tcBorders>
             <w:shd w:fill="142D40"/>
             <w:tcMar>
               <w:top w:w="85" w:type="dxa"/>
+              <w:left w:w="85" w:type="dxa"/>
               <w:bottom w:w="85" w:type="dxa"/>
-              <w:left w:w="85" w:type="dxa"/>
               <w:right w:w="85" w:type="dxa"/>
             </w:tcMar>
           </w:tcPr>
@@ -2653,15 +2653,15 @@
             <w:tcW w:type="dxa" w:w="2233"/>
             <w:tcBorders>
               <w:top w:val="single" w:sz="4" w:color="D9D9D9"/>
+              <w:left w:val="single" w:sz="4" w:color="D9D9D9"/>
               <w:bottom w:val="single" w:sz="4" w:color="D9D9D9"/>
-              <w:left w:val="single" w:sz="4" w:color="D9D9D9"/>
               <w:right w:val="single" w:sz="4" w:color="D9D9D9"/>
             </w:tcBorders>
             <w:shd w:fill="FFFFFF"/>
             <w:tcMar>
               <w:top w:w="85" w:type="dxa"/>
+              <w:left w:w="85" w:type="dxa"/>
               <w:bottom w:w="85" w:type="dxa"/>
-              <w:left w:w="85" w:type="dxa"/>
               <w:right w:w="85" w:type="dxa"/>
             </w:tcMar>
           </w:tcPr>
@@ -2684,15 +2684,15 @@
             <w:tcW w:type="dxa" w:w="3249"/>
             <w:tcBorders>
               <w:top w:val="single" w:sz="4" w:color="D9D9D9"/>
+              <w:left w:val="single" w:sz="4" w:color="D9D9D9"/>
               <w:bottom w:val="single" w:sz="4" w:color="D9D9D9"/>
-              <w:left w:val="single" w:sz="4" w:color="D9D9D9"/>
               <w:right w:val="single" w:sz="4" w:color="D9D9D9"/>
             </w:tcBorders>
             <w:shd w:fill="FFFFFF"/>
             <w:tcMar>
               <w:top w:w="85" w:type="dxa"/>
+              <w:left w:w="85" w:type="dxa"/>
               <w:bottom w:w="85" w:type="dxa"/>
-              <w:left w:w="85" w:type="dxa"/>
               <w:right w:w="85" w:type="dxa"/>
             </w:tcMar>
           </w:tcPr>
@@ -2715,15 +2715,15 @@
             <w:tcW w:type="dxa" w:w="4670"/>
             <w:tcBorders>
               <w:top w:val="single" w:sz="4" w:color="D9D9D9"/>
+              <w:left w:val="single" w:sz="4" w:color="D9D9D9"/>
               <w:bottom w:val="single" w:sz="4" w:color="D9D9D9"/>
-              <w:left w:val="single" w:sz="4" w:color="D9D9D9"/>
               <w:right w:val="single" w:sz="4" w:color="D9D9D9"/>
             </w:tcBorders>
             <w:shd w:fill="FFFFFF"/>
             <w:tcMar>
               <w:top w:w="85" w:type="dxa"/>
+              <w:left w:w="85" w:type="dxa"/>
               <w:bottom w:w="85" w:type="dxa"/>
-              <w:left w:w="85" w:type="dxa"/>
               <w:right w:w="85" w:type="dxa"/>
             </w:tcMar>
           </w:tcPr>
@@ -2748,15 +2748,15 @@
             <w:tcW w:type="dxa" w:w="2233"/>
             <w:tcBorders>
               <w:top w:val="single" w:sz="4" w:color="D9D9D9"/>
+              <w:left w:val="single" w:sz="4" w:color="D9D9D9"/>
               <w:bottom w:val="single" w:sz="4" w:color="D9D9D9"/>
-              <w:left w:val="single" w:sz="4" w:color="D9D9D9"/>
               <w:right w:val="single" w:sz="4" w:color="D9D9D9"/>
             </w:tcBorders>
             <w:shd w:fill="F1F5F7"/>
             <w:tcMar>
               <w:top w:w="85" w:type="dxa"/>
+              <w:left w:w="85" w:type="dxa"/>
               <w:bottom w:w="85" w:type="dxa"/>
-              <w:left w:w="85" w:type="dxa"/>
               <w:right w:w="85" w:type="dxa"/>
             </w:tcMar>
           </w:tcPr>
@@ -2779,15 +2779,15 @@
             <w:tcW w:type="dxa" w:w="3249"/>
             <w:tcBorders>
               <w:top w:val="single" w:sz="4" w:color="D9D9D9"/>
+              <w:left w:val="single" w:sz="4" w:color="D9D9D9"/>
               <w:bottom w:val="single" w:sz="4" w:color="D9D9D9"/>
-              <w:left w:val="single" w:sz="4" w:color="D9D9D9"/>
               <w:right w:val="single" w:sz="4" w:color="D9D9D9"/>
             </w:tcBorders>
             <w:shd w:fill="F1F5F7"/>
             <w:tcMar>
               <w:top w:w="85" w:type="dxa"/>
+              <w:left w:w="85" w:type="dxa"/>
               <w:bottom w:w="85" w:type="dxa"/>
-              <w:left w:w="85" w:type="dxa"/>
               <w:right w:w="85" w:type="dxa"/>
             </w:tcMar>
           </w:tcPr>
@@ -2810,15 +2810,15 @@
             <w:tcW w:type="dxa" w:w="4670"/>
             <w:tcBorders>
               <w:top w:val="single" w:sz="4" w:color="D9D9D9"/>
+              <w:left w:val="single" w:sz="4" w:color="D9D9D9"/>
               <w:bottom w:val="single" w:sz="4" w:color="D9D9D9"/>
-              <w:left w:val="single" w:sz="4" w:color="D9D9D9"/>
               <w:right w:val="single" w:sz="4" w:color="D9D9D9"/>
             </w:tcBorders>
             <w:shd w:fill="F1F5F7"/>
             <w:tcMar>
               <w:top w:w="85" w:type="dxa"/>
+              <w:left w:w="85" w:type="dxa"/>
               <w:bottom w:w="85" w:type="dxa"/>
-              <w:left w:w="85" w:type="dxa"/>
               <w:right w:w="85" w:type="dxa"/>
             </w:tcMar>
           </w:tcPr>
@@ -2843,15 +2843,15 @@
             <w:tcW w:type="dxa" w:w="2233"/>
             <w:tcBorders>
               <w:top w:val="single" w:sz="4" w:color="D9D9D9"/>
+              <w:left w:val="single" w:sz="4" w:color="D9D9D9"/>
               <w:bottom w:val="single" w:sz="4" w:color="D9D9D9"/>
-              <w:left w:val="single" w:sz="4" w:color="D9D9D9"/>
               <w:right w:val="single" w:sz="4" w:color="D9D9D9"/>
             </w:tcBorders>
             <w:shd w:fill="FFFFFF"/>
             <w:tcMar>
               <w:top w:w="85" w:type="dxa"/>
+              <w:left w:w="85" w:type="dxa"/>
               <w:bottom w:w="85" w:type="dxa"/>
-              <w:left w:w="85" w:type="dxa"/>
               <w:right w:w="85" w:type="dxa"/>
             </w:tcMar>
           </w:tcPr>
@@ -2874,15 +2874,15 @@
             <w:tcW w:type="dxa" w:w="3249"/>
             <w:tcBorders>
               <w:top w:val="single" w:sz="4" w:color="D9D9D9"/>
+              <w:left w:val="single" w:sz="4" w:color="D9D9D9"/>
               <w:bottom w:val="single" w:sz="4" w:color="D9D9D9"/>
-              <w:left w:val="single" w:sz="4" w:color="D9D9D9"/>
               <w:right w:val="single" w:sz="4" w:color="D9D9D9"/>
             </w:tcBorders>
             <w:shd w:fill="FFFFFF"/>
             <w:tcMar>
               <w:top w:w="85" w:type="dxa"/>
+              <w:left w:w="85" w:type="dxa"/>
               <w:bottom w:w="85" w:type="dxa"/>
-              <w:left w:w="85" w:type="dxa"/>
               <w:right w:w="85" w:type="dxa"/>
             </w:tcMar>
           </w:tcPr>
@@ -2905,15 +2905,15 @@
             <w:tcW w:type="dxa" w:w="4670"/>
             <w:tcBorders>
               <w:top w:val="single" w:sz="4" w:color="D9D9D9"/>
+              <w:left w:val="single" w:sz="4" w:color="D9D9D9"/>
               <w:bottom w:val="single" w:sz="4" w:color="D9D9D9"/>
-              <w:left w:val="single" w:sz="4" w:color="D9D9D9"/>
               <w:right w:val="single" w:sz="4" w:color="D9D9D9"/>
             </w:tcBorders>
             <w:shd w:fill="FFFFFF"/>
             <w:tcMar>
               <w:top w:w="85" w:type="dxa"/>
+              <w:left w:w="85" w:type="dxa"/>
               <w:bottom w:w="85" w:type="dxa"/>
-              <w:left w:w="85" w:type="dxa"/>
               <w:right w:w="85" w:type="dxa"/>
             </w:tcMar>
           </w:tcPr>
